--- a/Labfiles/Lab 11-Custom Connector Implementation.docx
+++ b/Labfiles/Lab 11-Custom Connector Implementation.docx
@@ -1,6 +1,6 @@
 
 <file path=word/document.xml><?xml version="1.0" encoding="utf-8"?>
-<w:document xmlns:wpc="http://schemas.microsoft.com/office/word/2010/wordprocessingCanvas" xmlns:cx="http://schemas.microsoft.com/office/drawing/2014/chartex" xmlns:cx1="http://schemas.microsoft.com/office/drawing/2015/9/8/chartex" xmlns:cx2="http://schemas.microsoft.com/office/drawing/2015/10/21/chartex" xmlns:cx3="http://schemas.microsoft.com/office/drawing/2016/5/9/chartex" xmlns:cx4="http://schemas.microsoft.com/office/drawing/2016/5/10/chartex" xmlns:cx5="http://schemas.microsoft.com/office/drawing/2016/5/11/chartex" xmlns:cx6="http://schemas.microsoft.com/office/drawing/2016/5/12/chartex" xmlns:cx7="http://schemas.microsoft.com/office/drawing/2016/5/13/chartex" xmlns:cx8="http://schemas.microsoft.com/office/drawing/2016/5/14/chartex" xmlns:mc="http://schemas.openxmlformats.org/markup-compatibility/2006" xmlns:aink="http://schemas.microsoft.com/office/drawing/2016/ink" xmlns:am3d="http://schemas.microsoft.com/office/drawing/2017/model3d" xmlns:o="urn:schemas-microsoft-com:office:office" xmlns:r="http://schemas.openxmlformats.org/officeDocument/2006/relationships" xmlns:m="http://schemas.openxmlformats.org/officeDocument/2006/math" xmlns:v="urn:schemas-microsoft-com:vml" xmlns:wp14="http://schemas.microsoft.com/office/word/2010/wordprocessingDrawing" xmlns:wp="http://schemas.openxmlformats.org/drawingml/2006/wordprocessingDrawing" xmlns:w10="urn:schemas-microsoft-com:office:word" xmlns:w="http://schemas.openxmlformats.org/wordprocessingml/2006/main" xmlns:w14="http://schemas.microsoft.com/office/word/2010/wordml" xmlns:w15="http://schemas.microsoft.com/office/word/2012/wordml" xmlns:w16cex="http://schemas.microsoft.com/office/word/2018/wordml/cex" xmlns:w16cid="http://schemas.microsoft.com/office/word/2016/wordml/cid" xmlns:w16="http://schemas.microsoft.com/office/word/2018/wordml" xmlns:w16se="http://schemas.microsoft.com/office/word/2015/wordml/symex" xmlns:wpg="http://schemas.microsoft.com/office/word/2010/wordprocessingGroup" xmlns:wpi="http://schemas.microsoft.com/office/word/2010/wordprocessingInk" xmlns:wne="http://schemas.microsoft.com/office/word/2006/wordml" xmlns:wps="http://schemas.microsoft.com/office/word/2010/wordprocessingShape" mc:Ignorable="w14 w15 w16se w16cid w16 w16cex wp14">
+<w:document xmlns:wpc="http://schemas.microsoft.com/office/word/2010/wordprocessingCanvas" xmlns:cx="http://schemas.microsoft.com/office/drawing/2014/chartex" xmlns:cx1="http://schemas.microsoft.com/office/drawing/2015/9/8/chartex" xmlns:cx2="http://schemas.microsoft.com/office/drawing/2015/10/21/chartex" xmlns:cx3="http://schemas.microsoft.com/office/drawing/2016/5/9/chartex" xmlns:cx4="http://schemas.microsoft.com/office/drawing/2016/5/10/chartex" xmlns:cx5="http://schemas.microsoft.com/office/drawing/2016/5/11/chartex" xmlns:cx6="http://schemas.microsoft.com/office/drawing/2016/5/12/chartex" xmlns:cx7="http://schemas.microsoft.com/office/drawing/2016/5/13/chartex" xmlns:cx8="http://schemas.microsoft.com/office/drawing/2016/5/14/chartex" xmlns:mc="http://schemas.openxmlformats.org/markup-compatibility/2006" xmlns:aink="http://schemas.microsoft.com/office/drawing/2016/ink" xmlns:am3d="http://schemas.microsoft.com/office/drawing/2017/model3d" xmlns:o="urn:schemas-microsoft-com:office:office" xmlns:oel="http://schemas.microsoft.com/office/2019/extlst" xmlns:r="http://schemas.openxmlformats.org/officeDocument/2006/relationships" xmlns:m="http://schemas.openxmlformats.org/officeDocument/2006/math" xmlns:v="urn:schemas-microsoft-com:vml" xmlns:wp14="http://schemas.microsoft.com/office/word/2010/wordprocessingDrawing" xmlns:wp="http://schemas.openxmlformats.org/drawingml/2006/wordprocessingDrawing" xmlns:w10="urn:schemas-microsoft-com:office:word" xmlns:w="http://schemas.openxmlformats.org/wordprocessingml/2006/main" xmlns:w14="http://schemas.microsoft.com/office/word/2010/wordml" xmlns:w15="http://schemas.microsoft.com/office/word/2012/wordml" xmlns:w16cex="http://schemas.microsoft.com/office/word/2018/wordml/cex" xmlns:w16cid="http://schemas.microsoft.com/office/word/2016/wordml/cid" xmlns:w16="http://schemas.microsoft.com/office/word/2018/wordml" xmlns:w16du="http://schemas.microsoft.com/office/word/2023/wordml/word16du" xmlns:w16sdtdh="http://schemas.microsoft.com/office/word/2020/wordml/sdtdatahash" xmlns:w16sdtfl="http://schemas.microsoft.com/office/word/2024/wordml/sdtformatlock" xmlns:w16se="http://schemas.microsoft.com/office/word/2015/wordml/symex" xmlns:wpg="http://schemas.microsoft.com/office/word/2010/wordprocessingGroup" xmlns:wpi="http://schemas.microsoft.com/office/word/2010/wordprocessingInk" xmlns:wne="http://schemas.microsoft.com/office/word/2006/wordml" xmlns:wps="http://schemas.microsoft.com/office/word/2010/wordprocessingShape" mc:Ignorable="w14 w15 w16se w16cid w16 w16cex w16sdtdh w16sdtfl w16du wp14">
   <w:body>
     <w:p>
       <w:pPr>
@@ -44,7 +44,17 @@
           <w:szCs w:val="21"/>
           <w:shd w:val="clear" w:color="auto" w:fill="FFFFFF"/>
         </w:rPr>
-        <w:t>Sign into the Power</w:t>
+        <w:t xml:space="preserve">Sign into the </w:t>
+      </w:r>
+      <w:r>
+        <w:rPr>
+          <w:rFonts w:ascii="Helvetica" w:hAnsi="Helvetica" w:cs="Helvetica"/>
+          <w:color w:val="444444"/>
+          <w:sz w:val="21"/>
+          <w:szCs w:val="21"/>
+          <w:shd w:val="clear" w:color="auto" w:fill="FFFFFF"/>
+        </w:rPr>
+        <w:t>Power Automate</w:t>
       </w:r>
       <w:r>
         <w:rPr>
@@ -56,7 +66,14 @@
         </w:rPr>
         <w:t xml:space="preserve"> </w:t>
       </w:r>
-      <w:r>
+    </w:p>
+    <w:p>
+      <w:pPr>
+        <w:pStyle w:val="ListParagraph"/>
+        <w:numPr>
+          <w:ilvl w:val="0"/>
+          <w:numId w:val="3"/>
+        </w:numPr>
         <w:rPr>
           <w:rFonts w:ascii="Helvetica" w:hAnsi="Helvetica" w:cs="Helvetica"/>
           <w:color w:val="444444"/>
@@ -64,8 +81,7 @@
           <w:szCs w:val="21"/>
           <w:shd w:val="clear" w:color="auto" w:fill="FFFFFF"/>
         </w:rPr>
-        <w:t>Apps</w:t>
-      </w:r>
+      </w:pPr>
       <w:r>
         <w:rPr>
           <w:rFonts w:ascii="Helvetica" w:hAnsi="Helvetica" w:cs="Helvetica"/>
@@ -74,7 +90,33 @@
           <w:szCs w:val="21"/>
           <w:shd w:val="clear" w:color="auto" w:fill="FFFFFF"/>
         </w:rPr>
-        <w:t xml:space="preserve"> or Power Automate</w:t>
+        <w:t>Click …More</w:t>
+      </w:r>
+    </w:p>
+    <w:p>
+      <w:pPr>
+        <w:pStyle w:val="ListParagraph"/>
+        <w:numPr>
+          <w:ilvl w:val="0"/>
+          <w:numId w:val="3"/>
+        </w:numPr>
+        <w:rPr>
+          <w:rFonts w:ascii="Helvetica" w:hAnsi="Helvetica" w:cs="Helvetica"/>
+          <w:color w:val="444444"/>
+          <w:sz w:val="21"/>
+          <w:szCs w:val="21"/>
+          <w:shd w:val="clear" w:color="auto" w:fill="FFFFFF"/>
+        </w:rPr>
+      </w:pPr>
+      <w:r>
+        <w:rPr>
+          <w:rFonts w:ascii="Helvetica" w:hAnsi="Helvetica" w:cs="Helvetica"/>
+          <w:color w:val="444444"/>
+          <w:sz w:val="21"/>
+          <w:szCs w:val="21"/>
+          <w:shd w:val="clear" w:color="auto" w:fill="FFFFFF"/>
+        </w:rPr>
+        <w:t>Click Discover All</w:t>
       </w:r>
     </w:p>
     <w:p>
@@ -82,14 +124,11 @@
         <w:ind w:left="720"/>
       </w:pPr>
       <w:r>
-        <w:rPr>
-          <w:noProof/>
-        </w:rPr>
         <w:drawing>
-          <wp:inline distT="0" distB="0" distL="0" distR="0" wp14:anchorId="28859A3F" wp14:editId="287B2D4B">
-            <wp:extent cx="4887363" cy="2138289"/>
-            <wp:effectExtent l="0" t="0" r="8890" b="0"/>
-            <wp:docPr id="7" name="Picture 7"/>
+          <wp:inline distT="0" distB="0" distL="0" distR="0" wp14:anchorId="491EBC3E" wp14:editId="76BC0256">
+            <wp:extent cx="4148138" cy="6123398"/>
+            <wp:effectExtent l="0" t="0" r="5080" b="0"/>
+            <wp:docPr id="469154415" name="Picture 1" descr="A screenshot of a computer&#10;&#10;AI-generated content may be incorrect."/>
             <wp:cNvGraphicFramePr>
               <a:graphicFrameLocks xmlns:a="http://schemas.openxmlformats.org/drawingml/2006/main" noChangeAspect="1"/>
             </wp:cNvGraphicFramePr>
@@ -97,7 +136,7 @@
               <a:graphicData uri="http://schemas.openxmlformats.org/drawingml/2006/picture">
                 <pic:pic xmlns:pic="http://schemas.openxmlformats.org/drawingml/2006/picture">
                   <pic:nvPicPr>
-                    <pic:cNvPr id="1" name=""/>
+                    <pic:cNvPr id="469154415" name="Picture 1" descr="A screenshot of a computer&#10;&#10;AI-generated content may be incorrect."/>
                     <pic:cNvPicPr/>
                   </pic:nvPicPr>
                   <pic:blipFill>
@@ -109,7 +148,7 @@
                   <pic:spPr>
                     <a:xfrm>
                       <a:off x="0" y="0"/>
-                      <a:ext cx="4889731" cy="2139325"/>
+                      <a:ext cx="4150359" cy="6126677"/>
                     </a:xfrm>
                     <a:prstGeom prst="rect">
                       <a:avLst/>
@@ -141,17 +180,18 @@
     </w:p>
     <w:p>
       <w:pPr>
-        <w:ind w:left="720"/>
+        <w:ind w:left="360"/>
       </w:pPr>
       <w:r>
         <w:rPr>
           <w:noProof/>
         </w:rPr>
+        <w:lastRenderedPageBreak/>
         <w:drawing>
-          <wp:inline distT="0" distB="0" distL="0" distR="0" wp14:anchorId="188557E3" wp14:editId="4E895770">
-            <wp:extent cx="4961465" cy="2173458"/>
-            <wp:effectExtent l="0" t="0" r="0" b="0"/>
-            <wp:docPr id="2" name="Picture 2"/>
+          <wp:inline distT="0" distB="0" distL="0" distR="0" wp14:anchorId="1ECA069D" wp14:editId="57F4C034">
+            <wp:extent cx="5724525" cy="3224530"/>
+            <wp:effectExtent l="0" t="0" r="9525" b="0"/>
+            <wp:docPr id="631921312" name="Picture 1" descr="A screenshot of a computer&#10;&#10;AI-generated content may be incorrect."/>
             <wp:cNvGraphicFramePr>
               <a:graphicFrameLocks xmlns:a="http://schemas.openxmlformats.org/drawingml/2006/main" noChangeAspect="1"/>
             </wp:cNvGraphicFramePr>
@@ -159,23 +199,36 @@
               <a:graphicData uri="http://schemas.openxmlformats.org/drawingml/2006/picture">
                 <pic:pic xmlns:pic="http://schemas.openxmlformats.org/drawingml/2006/picture">
                   <pic:nvPicPr>
-                    <pic:cNvPr id="1" name=""/>
-                    <pic:cNvPicPr/>
+                    <pic:cNvPr id="631921312" name="Picture 1" descr="A screenshot of a computer&#10;&#10;AI-generated content may be incorrect."/>
+                    <pic:cNvPicPr>
+                      <a:picLocks noChangeAspect="1" noChangeArrowheads="1"/>
+                    </pic:cNvPicPr>
                   </pic:nvPicPr>
                   <pic:blipFill>
-                    <a:blip r:embed="rId6"/>
+                    <a:blip r:embed="rId6" cstate="print">
+                      <a:extLst>
+                        <a:ext uri="{28A0092B-C50C-407E-A947-70E740481C1C}">
+                          <a14:useLocalDpi xmlns:a14="http://schemas.microsoft.com/office/drawing/2010/main" val="0"/>
+                        </a:ext>
+                      </a:extLst>
+                    </a:blip>
+                    <a:srcRect/>
                     <a:stretch>
                       <a:fillRect/>
                     </a:stretch>
                   </pic:blipFill>
-                  <pic:spPr>
+                  <pic:spPr bwMode="auto">
                     <a:xfrm>
                       <a:off x="0" y="0"/>
-                      <a:ext cx="4975377" cy="2179552"/>
+                      <a:ext cx="5724525" cy="3224530"/>
                     </a:xfrm>
                     <a:prstGeom prst="rect">
                       <a:avLst/>
                     </a:prstGeom>
+                    <a:noFill/>
+                    <a:ln>
+                      <a:noFill/>
+                    </a:ln>
                   </pic:spPr>
                 </pic:pic>
               </a:graphicData>
@@ -186,6 +239,11 @@
     </w:p>
     <w:p>
       <w:pPr>
+        <w:ind w:left="720"/>
+      </w:pPr>
+    </w:p>
+    <w:p>
+      <w:pPr>
         <w:pStyle w:val="ListParagraph"/>
         <w:numPr>
           <w:ilvl w:val="0"/>
@@ -198,17 +256,22 @@
     </w:p>
     <w:p>
       <w:pPr>
-        <w:ind w:left="720"/>
+        <w:pStyle w:val="ListParagraph"/>
+      </w:pPr>
+    </w:p>
+    <w:p>
+      <w:pPr>
+        <w:ind w:left="360"/>
       </w:pPr>
       <w:r>
         <w:rPr>
           <w:noProof/>
         </w:rPr>
         <w:drawing>
-          <wp:inline distT="0" distB="0" distL="0" distR="0" wp14:anchorId="05EC3178" wp14:editId="51326A89">
-            <wp:extent cx="2637692" cy="1829899"/>
-            <wp:effectExtent l="0" t="0" r="0" b="0"/>
-            <wp:docPr id="3" name="Picture 3"/>
+          <wp:inline distT="0" distB="0" distL="0" distR="0" wp14:anchorId="56A1E616" wp14:editId="7645D4EA">
+            <wp:extent cx="5720080" cy="1323975"/>
+            <wp:effectExtent l="0" t="0" r="0" b="9525"/>
+            <wp:docPr id="1029567629" name="Picture 1"/>
             <wp:cNvGraphicFramePr>
               <a:graphicFrameLocks xmlns:a="http://schemas.openxmlformats.org/drawingml/2006/main" noChangeAspect="1"/>
             </wp:cNvGraphicFramePr>
@@ -216,23 +279,36 @@
               <a:graphicData uri="http://schemas.openxmlformats.org/drawingml/2006/picture">
                 <pic:pic xmlns:pic="http://schemas.openxmlformats.org/drawingml/2006/picture">
                   <pic:nvPicPr>
-                    <pic:cNvPr id="1" name=""/>
-                    <pic:cNvPicPr/>
+                    <pic:cNvPr id="0" name="Picture 1"/>
+                    <pic:cNvPicPr>
+                      <a:picLocks noChangeAspect="1" noChangeArrowheads="1"/>
+                    </pic:cNvPicPr>
                   </pic:nvPicPr>
                   <pic:blipFill>
-                    <a:blip r:embed="rId7"/>
+                    <a:blip r:embed="rId7" cstate="print">
+                      <a:extLst>
+                        <a:ext uri="{28A0092B-C50C-407E-A947-70E740481C1C}">
+                          <a14:useLocalDpi xmlns:a14="http://schemas.microsoft.com/office/drawing/2010/main" val="0"/>
+                        </a:ext>
+                      </a:extLst>
+                    </a:blip>
+                    <a:srcRect/>
                     <a:stretch>
                       <a:fillRect/>
                     </a:stretch>
                   </pic:blipFill>
-                  <pic:spPr>
+                  <pic:spPr bwMode="auto">
                     <a:xfrm>
                       <a:off x="0" y="0"/>
-                      <a:ext cx="2649306" cy="1837956"/>
+                      <a:ext cx="5720080" cy="1323975"/>
                     </a:xfrm>
                     <a:prstGeom prst="rect">
                       <a:avLst/>
                     </a:prstGeom>
+                    <a:noFill/>
+                    <a:ln>
+                      <a:noFill/>
+                    </a:ln>
                   </pic:spPr>
                 </pic:pic>
               </a:graphicData>
@@ -272,25 +348,36 @@
           <w:ilvl w:val="0"/>
           <w:numId w:val="3"/>
         </w:numPr>
-      </w:pPr>
-      <w:r>
-        <w:t>GetGoogleBooks</w:t>
-      </w:r>
+        <w:rPr>
+          <w:b/>
+          <w:bCs/>
+        </w:rPr>
+      </w:pPr>
+      <w:proofErr w:type="spellStart"/>
+      <w:r>
+        <w:rPr>
+          <w:b/>
+          <w:bCs/>
+        </w:rPr>
+        <w:t>GetopenlibraryBook</w:t>
+      </w:r>
+      <w:proofErr w:type="spellEnd"/>
+    </w:p>
+    <w:p>
+      <w:pPr>
+        <w:pStyle w:val="ListParagraph"/>
+      </w:pPr>
     </w:p>
     <w:p>
       <w:pPr>
         <w:ind w:left="720"/>
       </w:pPr>
       <w:r>
-        <w:rPr>
-          <w:noProof/>
-        </w:rPr>
-        <w:lastRenderedPageBreak/>
         <w:drawing>
-          <wp:inline distT="0" distB="0" distL="0" distR="0" wp14:anchorId="162DEE7A" wp14:editId="7B227697">
-            <wp:extent cx="3807630" cy="1983545"/>
+          <wp:inline distT="0" distB="0" distL="0" distR="0" wp14:anchorId="6C5C86AF" wp14:editId="5AD7D76F">
+            <wp:extent cx="5731510" cy="2046605"/>
             <wp:effectExtent l="0" t="0" r="2540" b="0"/>
-            <wp:docPr id="4" name="Picture 4"/>
+            <wp:docPr id="40262280" name="Picture 1" descr="A screenshot of a computer screen&#10;&#10;AI-generated content may be incorrect."/>
             <wp:cNvGraphicFramePr>
               <a:graphicFrameLocks xmlns:a="http://schemas.openxmlformats.org/drawingml/2006/main" noChangeAspect="1"/>
             </wp:cNvGraphicFramePr>
@@ -298,7 +385,7 @@
               <a:graphicData uri="http://schemas.openxmlformats.org/drawingml/2006/picture">
                 <pic:pic xmlns:pic="http://schemas.openxmlformats.org/drawingml/2006/picture">
                   <pic:nvPicPr>
-                    <pic:cNvPr id="1" name=""/>
+                    <pic:cNvPr id="40262280" name="Picture 1" descr="A screenshot of a computer screen&#10;&#10;AI-generated content may be incorrect."/>
                     <pic:cNvPicPr/>
                   </pic:nvPicPr>
                   <pic:blipFill>
@@ -310,7 +397,7 @@
                   <pic:spPr>
                     <a:xfrm>
                       <a:off x="0" y="0"/>
-                      <a:ext cx="3811505" cy="1985563"/>
+                      <a:ext cx="5731510" cy="2046605"/>
                     </a:xfrm>
                     <a:prstGeom prst="rect">
                       <a:avLst/>
@@ -339,15 +426,109 @@
       <w:pPr>
         <w:ind w:left="720"/>
       </w:pPr>
-      <w:r>
-        <w:rPr>
-          <w:noProof/>
-        </w:rPr>
+    </w:p>
+    <w:p>
+      <w:pPr>
+        <w:pStyle w:val="ListParagraph"/>
+        <w:numPr>
+          <w:ilvl w:val="0"/>
+          <w:numId w:val="3"/>
+        </w:numPr>
+      </w:pPr>
+      <w:r>
+        <w:t>Fill the General Information</w:t>
+      </w:r>
+    </w:p>
+    <w:p>
+      <w:pPr>
+        <w:pStyle w:val="ListParagraph"/>
+        <w:numPr>
+          <w:ilvl w:val="0"/>
+          <w:numId w:val="3"/>
+        </w:numPr>
+      </w:pPr>
+      <w:r>
+        <w:t>Upload logo for the connector</w:t>
+      </w:r>
+    </w:p>
+    <w:p>
+      <w:pPr>
+        <w:pStyle w:val="ListParagraph"/>
+        <w:numPr>
+          <w:ilvl w:val="0"/>
+          <w:numId w:val="3"/>
+        </w:numPr>
+      </w:pPr>
+      <w:r>
+        <w:t xml:space="preserve">Set the background </w:t>
+      </w:r>
+      <w:proofErr w:type="spellStart"/>
+      <w:r>
+        <w:t>color</w:t>
+      </w:r>
+      <w:proofErr w:type="spellEnd"/>
+    </w:p>
+    <w:p>
+      <w:pPr>
+        <w:pStyle w:val="ListParagraph"/>
+        <w:numPr>
+          <w:ilvl w:val="0"/>
+          <w:numId w:val="3"/>
+        </w:numPr>
+      </w:pPr>
+      <w:r>
+        <w:t>Give proper description about your connector</w:t>
+      </w:r>
+    </w:p>
+    <w:p>
+      <w:pPr>
+        <w:pStyle w:val="ListParagraph"/>
+        <w:numPr>
+          <w:ilvl w:val="0"/>
+          <w:numId w:val="3"/>
+        </w:numPr>
+      </w:pPr>
+      <w:r>
+        <w:t>Scheme HTTPS</w:t>
+      </w:r>
+    </w:p>
+    <w:p>
+      <w:pPr>
+        <w:pStyle w:val="ListParagraph"/>
+        <w:numPr>
+          <w:ilvl w:val="0"/>
+          <w:numId w:val="3"/>
+        </w:numPr>
+      </w:pPr>
+      <w:r>
+        <w:t xml:space="preserve">Host *: </w:t>
+      </w:r>
+      <w:r>
+        <w:t>openlibrary.org</w:t>
+      </w:r>
+    </w:p>
+    <w:p>
+      <w:pPr>
+        <w:pStyle w:val="ListParagraph"/>
+        <w:numPr>
+          <w:ilvl w:val="0"/>
+          <w:numId w:val="3"/>
+        </w:numPr>
+      </w:pPr>
+      <w:r>
+        <w:t>Base URL: /books/</w:t>
+      </w:r>
+    </w:p>
+    <w:p>
+      <w:pPr>
+        <w:pStyle w:val="ListParagraph"/>
+      </w:pPr>
+      <w:r>
         <w:drawing>
-          <wp:inline distT="0" distB="0" distL="0" distR="0" wp14:anchorId="742C6880" wp14:editId="66B1FB32">
-            <wp:extent cx="5106572" cy="2336033"/>
-            <wp:effectExtent l="0" t="0" r="0" b="7620"/>
-            <wp:docPr id="5" name="Picture 5"/>
+          <wp:inline distT="0" distB="0" distL="0" distR="0" wp14:anchorId="0CA76D2E" wp14:editId="19072458">
+            <wp:extent cx="5731510" cy="4109085"/>
+            <wp:effectExtent l="0" t="0" r="2540" b="5715"/>
+            <wp:docPr id="1716311342" name="Picture 1" descr="A screenshot of a computer&#10;&#10;AI-generated content may be incorrect."/>
             <wp:cNvGraphicFramePr>
               <a:graphicFrameLocks xmlns:a="http://schemas.openxmlformats.org/drawingml/2006/main" noChangeAspect="1"/>
             </wp:cNvGraphicFramePr>
@@ -355,7 +536,7 @@
               <a:graphicData uri="http://schemas.openxmlformats.org/drawingml/2006/picture">
                 <pic:pic xmlns:pic="http://schemas.openxmlformats.org/drawingml/2006/picture">
                   <pic:nvPicPr>
-                    <pic:cNvPr id="1" name=""/>
+                    <pic:cNvPr id="1716311342" name="Picture 1" descr="A screenshot of a computer&#10;&#10;AI-generated content may be incorrect."/>
                     <pic:cNvPicPr/>
                   </pic:nvPicPr>
                   <pic:blipFill>
@@ -367,7 +548,7 @@
                   <pic:spPr>
                     <a:xfrm>
                       <a:off x="0" y="0"/>
-                      <a:ext cx="5110324" cy="2337749"/>
+                      <a:ext cx="5731510" cy="4109085"/>
                     </a:xfrm>
                     <a:prstGeom prst="rect">
                       <a:avLst/>
@@ -382,65 +563,31 @@
     </w:p>
     <w:p>
       <w:pPr>
-        <w:pStyle w:val="ListParagraph"/>
-        <w:numPr>
-          <w:ilvl w:val="0"/>
-          <w:numId w:val="3"/>
-        </w:numPr>
-      </w:pPr>
-      <w:r>
-        <w:t>Fill the General Information</w:t>
-      </w:r>
-    </w:p>
-    <w:p>
-      <w:pPr>
-        <w:pStyle w:val="ListParagraph"/>
-        <w:numPr>
-          <w:ilvl w:val="0"/>
-          <w:numId w:val="3"/>
-        </w:numPr>
-      </w:pPr>
-      <w:r>
-        <w:t>Upload logo for the connector</w:t>
-      </w:r>
-    </w:p>
-    <w:p>
-      <w:pPr>
-        <w:pStyle w:val="ListParagraph"/>
-        <w:numPr>
-          <w:ilvl w:val="0"/>
-          <w:numId w:val="3"/>
-        </w:numPr>
-      </w:pPr>
-      <w:r>
-        <w:t>Set the background color</w:t>
-      </w:r>
-    </w:p>
-    <w:p>
-      <w:pPr>
-        <w:pStyle w:val="ListParagraph"/>
-        <w:numPr>
-          <w:ilvl w:val="0"/>
-          <w:numId w:val="3"/>
-        </w:numPr>
-      </w:pPr>
-      <w:r>
-        <w:t>Give proper description about your connector</w:t>
-      </w:r>
-    </w:p>
-    <w:p>
-      <w:pPr>
         <w:ind w:left="720"/>
       </w:pPr>
-      <w:r>
-        <w:rPr>
-          <w:noProof/>
-        </w:rPr>
+    </w:p>
+    <w:p>
+      <w:pPr>
+        <w:pStyle w:val="ListParagraph"/>
+        <w:numPr>
+          <w:ilvl w:val="0"/>
+          <w:numId w:val="3"/>
+        </w:numPr>
+      </w:pPr>
+      <w:r>
+        <w:t>Click Security to move next section ‘Security’</w:t>
+      </w:r>
+    </w:p>
+    <w:p>
+      <w:pPr>
+        <w:ind w:left="720"/>
+      </w:pPr>
+      <w:r>
         <w:drawing>
-          <wp:inline distT="0" distB="0" distL="0" distR="0" wp14:anchorId="54FEA160" wp14:editId="4781D583">
-            <wp:extent cx="3657600" cy="2353571"/>
-            <wp:effectExtent l="0" t="0" r="0" b="8890"/>
-            <wp:docPr id="6" name="Picture 6"/>
+          <wp:inline distT="0" distB="0" distL="0" distR="0" wp14:anchorId="7F195927" wp14:editId="2419459A">
+            <wp:extent cx="5731510" cy="1778000"/>
+            <wp:effectExtent l="0" t="0" r="2540" b="0"/>
+            <wp:docPr id="426064735" name="Picture 1" descr="A screenshot of a computer&#10;&#10;AI-generated content may be incorrect."/>
             <wp:cNvGraphicFramePr>
               <a:graphicFrameLocks xmlns:a="http://schemas.openxmlformats.org/drawingml/2006/main" noChangeAspect="1"/>
             </wp:cNvGraphicFramePr>
@@ -448,7 +595,7 @@
               <a:graphicData uri="http://schemas.openxmlformats.org/drawingml/2006/picture">
                 <pic:pic xmlns:pic="http://schemas.openxmlformats.org/drawingml/2006/picture">
                   <pic:nvPicPr>
-                    <pic:cNvPr id="1" name=""/>
+                    <pic:cNvPr id="426064735" name="Picture 1" descr="A screenshot of a computer&#10;&#10;AI-generated content may be incorrect."/>
                     <pic:cNvPicPr/>
                   </pic:nvPicPr>
                   <pic:blipFill>
@@ -460,7 +607,7 @@
                   <pic:spPr>
                     <a:xfrm>
                       <a:off x="0" y="0"/>
-                      <a:ext cx="3664989" cy="2358326"/>
+                      <a:ext cx="5731510" cy="1778000"/>
                     </a:xfrm>
                     <a:prstGeom prst="rect">
                       <a:avLst/>
@@ -482,47 +629,118 @@
         </w:numPr>
       </w:pPr>
       <w:r>
-        <w:t>Scheme HTTPS</w:t>
-      </w:r>
-    </w:p>
-    <w:p>
-      <w:pPr>
-        <w:pStyle w:val="ListParagraph"/>
-        <w:numPr>
-          <w:ilvl w:val="0"/>
-          <w:numId w:val="3"/>
-        </w:numPr>
-      </w:pPr>
-      <w:r>
-        <w:t>Host *: www.googleapis.com</w:t>
-      </w:r>
-    </w:p>
-    <w:p>
-      <w:pPr>
-        <w:pStyle w:val="ListParagraph"/>
-        <w:numPr>
-          <w:ilvl w:val="0"/>
-          <w:numId w:val="3"/>
-        </w:numPr>
-      </w:pPr>
-      <w:r>
-        <w:t>Base URL: /books/</w:t>
-      </w:r>
-    </w:p>
-    <w:p>
-      <w:pPr>
-        <w:ind w:left="720"/>
-      </w:pPr>
-      <w:r>
-        <w:rPr>
-          <w:noProof/>
-        </w:rPr>
+        <w:t>Select ‘No authentication’ for our lab exercise, because we are using open API</w:t>
+      </w:r>
+    </w:p>
+    <w:p>
+      <w:pPr>
+        <w:pStyle w:val="ListParagraph"/>
+        <w:numPr>
+          <w:ilvl w:val="0"/>
+          <w:numId w:val="3"/>
+        </w:numPr>
+      </w:pPr>
+      <w:r>
+        <w:t>Click ‘Definition’ to move next section</w:t>
+      </w:r>
+    </w:p>
+    <w:p>
+      <w:pPr>
+        <w:pStyle w:val="ListParagraph"/>
+        <w:numPr>
+          <w:ilvl w:val="0"/>
+          <w:numId w:val="3"/>
+        </w:numPr>
+      </w:pPr>
+      <w:r>
+        <w:t>Add New Action</w:t>
+      </w:r>
+    </w:p>
+    <w:p>
+      <w:pPr>
+        <w:pStyle w:val="ListParagraph"/>
+        <w:numPr>
+          <w:ilvl w:val="1"/>
+          <w:numId w:val="3"/>
+        </w:numPr>
+      </w:pPr>
+      <w:r>
         <w:lastRenderedPageBreak/>
+        <w:t>Add Definition</w:t>
+      </w:r>
+    </w:p>
+    <w:p>
+      <w:pPr>
+        <w:pStyle w:val="ListParagraph"/>
+        <w:numPr>
+          <w:ilvl w:val="2"/>
+          <w:numId w:val="3"/>
+        </w:numPr>
+      </w:pPr>
+      <w:r>
+        <w:t>Summary: Get Books Names</w:t>
+      </w:r>
+    </w:p>
+    <w:p>
+      <w:pPr>
+        <w:pStyle w:val="ListParagraph"/>
+        <w:numPr>
+          <w:ilvl w:val="2"/>
+          <w:numId w:val="3"/>
+        </w:numPr>
+      </w:pPr>
+      <w:r>
+        <w:t xml:space="preserve">Description: </w:t>
+      </w:r>
+      <w:r>
+        <w:t>get Books using google API</w:t>
+      </w:r>
+    </w:p>
+    <w:p>
+      <w:pPr>
+        <w:pStyle w:val="ListParagraph"/>
+        <w:numPr>
+          <w:ilvl w:val="2"/>
+          <w:numId w:val="3"/>
+        </w:numPr>
+      </w:pPr>
+      <w:r>
+        <w:t>Operation ID *:</w:t>
+      </w:r>
+      <w:r>
+        <w:t xml:space="preserve"> </w:t>
+      </w:r>
+      <w:proofErr w:type="spellStart"/>
+      <w:r>
+        <w:t>GetBooks</w:t>
+      </w:r>
+      <w:proofErr w:type="spellEnd"/>
+    </w:p>
+    <w:p>
+      <w:pPr>
+        <w:pStyle w:val="ListParagraph"/>
+        <w:numPr>
+          <w:ilvl w:val="2"/>
+          <w:numId w:val="3"/>
+        </w:numPr>
+      </w:pPr>
+      <w:r>
+        <w:t xml:space="preserve">visibility </w:t>
+      </w:r>
+      <w:r>
+        <w:t>–</w:t>
+      </w:r>
+      <w:r>
+        <w:t xml:space="preserve"> none</w:t>
+      </w:r>
+    </w:p>
+    <w:p>
+      <w:r>
         <w:drawing>
-          <wp:inline distT="0" distB="0" distL="0" distR="0" wp14:anchorId="5AE8E32C" wp14:editId="335FEDFF">
-            <wp:extent cx="4522763" cy="2140621"/>
-            <wp:effectExtent l="0" t="0" r="0" b="0"/>
-            <wp:docPr id="8" name="Picture 8"/>
+          <wp:inline distT="0" distB="0" distL="0" distR="0" wp14:anchorId="6D1B62C1" wp14:editId="247F33E5">
+            <wp:extent cx="5731510" cy="2875280"/>
+            <wp:effectExtent l="0" t="0" r="2540" b="1270"/>
+            <wp:docPr id="1963221675" name="Picture 1" descr="A screenshot of a computer&#10;&#10;AI-generated content may be incorrect."/>
             <wp:cNvGraphicFramePr>
               <a:graphicFrameLocks xmlns:a="http://schemas.openxmlformats.org/drawingml/2006/main" noChangeAspect="1"/>
             </wp:cNvGraphicFramePr>
@@ -530,7 +748,7 @@
               <a:graphicData uri="http://schemas.openxmlformats.org/drawingml/2006/picture">
                 <pic:pic xmlns:pic="http://schemas.openxmlformats.org/drawingml/2006/picture">
                   <pic:nvPicPr>
-                    <pic:cNvPr id="1" name=""/>
+                    <pic:cNvPr id="1963221675" name="Picture 1" descr="A screenshot of a computer&#10;&#10;AI-generated content may be incorrect."/>
                     <pic:cNvPicPr/>
                   </pic:nvPicPr>
                   <pic:blipFill>
@@ -542,7 +760,7 @@
                   <pic:spPr>
                     <a:xfrm>
                       <a:off x="0" y="0"/>
-                      <a:ext cx="4525261" cy="2141803"/>
+                      <a:ext cx="5731510" cy="2875280"/>
                     </a:xfrm>
                     <a:prstGeom prst="rect">
                       <a:avLst/>
@@ -559,27 +777,68 @@
       <w:pPr>
         <w:pStyle w:val="ListParagraph"/>
         <w:numPr>
-          <w:ilvl w:val="0"/>
-          <w:numId w:val="3"/>
-        </w:numPr>
-      </w:pPr>
-      <w:r>
-        <w:t>Click Security to move next section ‘Security’</w:t>
-      </w:r>
-    </w:p>
-    <w:p>
-      <w:pPr>
-        <w:ind w:left="720"/>
-      </w:pPr>
-      <w:r>
-        <w:rPr>
-          <w:noProof/>
-        </w:rPr>
+          <w:ilvl w:val="1"/>
+          <w:numId w:val="3"/>
+        </w:numPr>
+      </w:pPr>
+      <w:r>
+        <w:t>Add request - Click Import from sample</w:t>
+      </w:r>
+    </w:p>
+    <w:p>
+      <w:pPr>
+        <w:pStyle w:val="ListParagraph"/>
+        <w:numPr>
+          <w:ilvl w:val="2"/>
+          <w:numId w:val="3"/>
+        </w:numPr>
+      </w:pPr>
+      <w:r>
+        <w:t>Verb – Get</w:t>
+      </w:r>
+    </w:p>
+    <w:p>
+      <w:pPr>
+        <w:pStyle w:val="ListParagraph"/>
+        <w:numPr>
+          <w:ilvl w:val="2"/>
+          <w:numId w:val="3"/>
+        </w:numPr>
+      </w:pPr>
+      <w:proofErr w:type="spellStart"/>
+      <w:r>
+        <w:t>Url</w:t>
+      </w:r>
+      <w:proofErr w:type="spellEnd"/>
+      <w:r>
+        <w:t xml:space="preserve">- </w:t>
+      </w:r>
+      <w:r>
+        <w:t>https://openlibrary.org/search.json?q=isbn_9780262033848</w:t>
+      </w:r>
+    </w:p>
+    <w:p>
+      <w:pPr>
+        <w:pStyle w:val="ListParagraph"/>
+        <w:numPr>
+          <w:ilvl w:val="2"/>
+          <w:numId w:val="3"/>
+        </w:numPr>
+      </w:pPr>
+      <w:r>
+        <w:t>Click import to create request</w:t>
+      </w:r>
+    </w:p>
+    <w:p>
+      <w:pPr>
+        <w:ind w:left="1080"/>
+      </w:pPr>
+      <w:r>
         <w:drawing>
-          <wp:inline distT="0" distB="0" distL="0" distR="0" wp14:anchorId="023A0F68" wp14:editId="086DAC00">
-            <wp:extent cx="4462438" cy="1765496"/>
-            <wp:effectExtent l="0" t="0" r="0" b="6350"/>
-            <wp:docPr id="9" name="Picture 9"/>
+          <wp:inline distT="0" distB="0" distL="0" distR="0" wp14:anchorId="5BE01650" wp14:editId="3C073545">
+            <wp:extent cx="3238500" cy="3260028"/>
+            <wp:effectExtent l="0" t="0" r="0" b="0"/>
+            <wp:docPr id="2126208642" name="Picture 1" descr="A screenshot of a computer&#10;&#10;AI-generated content may be incorrect."/>
             <wp:cNvGraphicFramePr>
               <a:graphicFrameLocks xmlns:a="http://schemas.openxmlformats.org/drawingml/2006/main" noChangeAspect="1"/>
             </wp:cNvGraphicFramePr>
@@ -587,7 +846,7 @@
               <a:graphicData uri="http://schemas.openxmlformats.org/drawingml/2006/picture">
                 <pic:pic xmlns:pic="http://schemas.openxmlformats.org/drawingml/2006/picture">
                   <pic:nvPicPr>
-                    <pic:cNvPr id="1" name=""/>
+                    <pic:cNvPr id="2126208642" name="Picture 1" descr="A screenshot of a computer&#10;&#10;AI-generated content may be incorrect."/>
                     <pic:cNvPicPr/>
                   </pic:nvPicPr>
                   <pic:blipFill>
@@ -599,7 +858,7 @@
                   <pic:spPr>
                     <a:xfrm>
                       <a:off x="0" y="0"/>
-                      <a:ext cx="4481240" cy="1772935"/>
+                      <a:ext cx="3243245" cy="3264805"/>
                     </a:xfrm>
                     <a:prstGeom prst="rect">
                       <a:avLst/>
@@ -614,41 +873,15 @@
     </w:p>
     <w:p>
       <w:pPr>
-        <w:pStyle w:val="ListParagraph"/>
-        <w:numPr>
-          <w:ilvl w:val="0"/>
-          <w:numId w:val="3"/>
-        </w:numPr>
-      </w:pPr>
-      <w:r>
-        <w:t>Select ‘No authentication’ for our lab exercise, because we are using open API</w:t>
-      </w:r>
-    </w:p>
-    <w:p>
-      <w:pPr>
-        <w:pStyle w:val="ListParagraph"/>
-        <w:numPr>
-          <w:ilvl w:val="0"/>
-          <w:numId w:val="3"/>
-        </w:numPr>
-      </w:pPr>
-      <w:r>
-        <w:t>Click ‘Definition’ to move next section</w:t>
-      </w:r>
-    </w:p>
-    <w:p>
-      <w:pPr>
-        <w:ind w:left="720"/>
-      </w:pPr>
-      <w:r>
-        <w:rPr>
-          <w:noProof/>
-        </w:rPr>
+        <w:ind w:left="1080"/>
+      </w:pPr>
+      <w:r>
+        <w:lastRenderedPageBreak/>
         <w:drawing>
-          <wp:inline distT="0" distB="0" distL="0" distR="0" wp14:anchorId="726C3DB6" wp14:editId="3D886B6A">
-            <wp:extent cx="4522470" cy="2195097"/>
+          <wp:inline distT="0" distB="0" distL="0" distR="0" wp14:anchorId="75F65B57" wp14:editId="272FA4BA">
+            <wp:extent cx="4402550" cy="4519613"/>
             <wp:effectExtent l="0" t="0" r="0" b="0"/>
-            <wp:docPr id="10" name="Picture 10"/>
+            <wp:docPr id="26475791" name="Picture 1" descr="A screenshot of a computer&#10;&#10;AI-generated content may be incorrect."/>
             <wp:cNvGraphicFramePr>
               <a:graphicFrameLocks xmlns:a="http://schemas.openxmlformats.org/drawingml/2006/main" noChangeAspect="1"/>
             </wp:cNvGraphicFramePr>
@@ -656,7 +889,7 @@
               <a:graphicData uri="http://schemas.openxmlformats.org/drawingml/2006/picture">
                 <pic:pic xmlns:pic="http://schemas.openxmlformats.org/drawingml/2006/picture">
                   <pic:nvPicPr>
-                    <pic:cNvPr id="1" name=""/>
+                    <pic:cNvPr id="26475791" name="Picture 1" descr="A screenshot of a computer&#10;&#10;AI-generated content may be incorrect."/>
                     <pic:cNvPicPr/>
                   </pic:nvPicPr>
                   <pic:blipFill>
@@ -668,7 +901,7 @@
                   <pic:spPr>
                     <a:xfrm>
                       <a:off x="0" y="0"/>
-                      <a:ext cx="4529081" cy="2198306"/>
+                      <a:ext cx="4404492" cy="4521607"/>
                     </a:xfrm>
                     <a:prstGeom prst="rect">
                       <a:avLst/>
@@ -690,98 +923,22 @@
         </w:numPr>
       </w:pPr>
       <w:r>
-        <w:t>Add New Action</w:t>
-      </w:r>
-    </w:p>
-    <w:p>
-      <w:pPr>
-        <w:pStyle w:val="ListParagraph"/>
-        <w:numPr>
-          <w:ilvl w:val="1"/>
-          <w:numId w:val="3"/>
-        </w:numPr>
-      </w:pPr>
-      <w:r>
-        <w:t>Add Definition</w:t>
-      </w:r>
-    </w:p>
-    <w:p>
-      <w:pPr>
-        <w:pStyle w:val="ListParagraph"/>
-        <w:numPr>
-          <w:ilvl w:val="2"/>
-          <w:numId w:val="3"/>
-        </w:numPr>
-      </w:pPr>
-      <w:r>
-        <w:t>Summary: Get Books Names</w:t>
-      </w:r>
-    </w:p>
-    <w:p>
-      <w:pPr>
-        <w:pStyle w:val="ListParagraph"/>
-        <w:numPr>
-          <w:ilvl w:val="2"/>
-          <w:numId w:val="3"/>
-        </w:numPr>
-      </w:pPr>
-      <w:r>
-        <w:t xml:space="preserve">Description: </w:t>
-      </w:r>
-      <w:r>
-        <w:t>get Books using google API</w:t>
-      </w:r>
-    </w:p>
-    <w:p>
-      <w:pPr>
-        <w:pStyle w:val="ListParagraph"/>
-        <w:numPr>
-          <w:ilvl w:val="2"/>
-          <w:numId w:val="3"/>
-        </w:numPr>
-      </w:pPr>
-      <w:r>
-        <w:t>Operation ID *:</w:t>
-      </w:r>
-      <w:r>
-        <w:t xml:space="preserve"> </w:t>
-      </w:r>
-      <w:r>
-        <w:t>GetBooks</w:t>
-      </w:r>
-    </w:p>
-    <w:p>
-      <w:pPr>
-        <w:pStyle w:val="ListParagraph"/>
-        <w:numPr>
-          <w:ilvl w:val="2"/>
-          <w:numId w:val="3"/>
-        </w:numPr>
-      </w:pPr>
-      <w:r>
-        <w:t xml:space="preserve">visibility </w:t>
-      </w:r>
-      <w:r>
-        <w:t>–</w:t>
-      </w:r>
-      <w:r>
-        <w:t xml:space="preserve"> none</w:t>
-      </w:r>
-    </w:p>
-    <w:p>
-      <w:pPr>
-        <w:ind w:left="1080"/>
+        <w:t>Add Response schema: Click default Response link</w:t>
+      </w:r>
+    </w:p>
+    <w:p>
+      <w:pPr>
+        <w:ind w:left="720"/>
       </w:pPr>
       <w:r>
         <w:rPr>
           <w:noProof/>
         </w:rPr>
-        <w:lastRenderedPageBreak/>
         <w:drawing>
-          <wp:inline distT="0" distB="0" distL="0" distR="0" wp14:anchorId="358D9940" wp14:editId="143CFAA1">
-            <wp:extent cx="4443314" cy="1927274"/>
-            <wp:effectExtent l="0" t="0" r="0" b="0"/>
-            <wp:docPr id="11" name="Picture 11"/>
+          <wp:inline distT="0" distB="0" distL="0" distR="0" wp14:anchorId="2349F7E9" wp14:editId="67B8754B">
+            <wp:extent cx="5731510" cy="1569720"/>
+            <wp:effectExtent l="0" t="0" r="2540" b="0"/>
+            <wp:docPr id="14" name="Picture 14"/>
             <wp:cNvGraphicFramePr>
               <a:graphicFrameLocks xmlns:a="http://schemas.openxmlformats.org/drawingml/2006/main" noChangeAspect="1"/>
             </wp:cNvGraphicFramePr>
@@ -801,7 +958,7 @@
                   <pic:spPr>
                     <a:xfrm>
                       <a:off x="0" y="0"/>
-                      <a:ext cx="4444972" cy="1927993"/>
+                      <a:ext cx="5731510" cy="1569720"/>
                     </a:xfrm>
                     <a:prstGeom prst="rect">
                       <a:avLst/>
@@ -817,75 +974,33 @@
     <w:p>
       <w:pPr>
         <w:pStyle w:val="ListParagraph"/>
-        <w:numPr>
-          <w:ilvl w:val="1"/>
-          <w:numId w:val="3"/>
-        </w:numPr>
-      </w:pPr>
-      <w:r>
-        <w:t>Add request - Click Import from sample</w:t>
-      </w:r>
-    </w:p>
-    <w:p>
-      <w:pPr>
-        <w:pStyle w:val="ListParagraph"/>
-        <w:numPr>
-          <w:ilvl w:val="2"/>
-          <w:numId w:val="3"/>
-        </w:numPr>
-      </w:pPr>
-      <w:r>
-        <w:t>Verb – Get</w:t>
-      </w:r>
-    </w:p>
-    <w:p>
-      <w:pPr>
-        <w:pStyle w:val="ListParagraph"/>
-        <w:numPr>
-          <w:ilvl w:val="2"/>
-          <w:numId w:val="3"/>
-        </w:numPr>
-      </w:pPr>
-      <w:r>
-        <w:t xml:space="preserve">Url- </w:t>
-      </w:r>
-      <w:hyperlink r:id="rId15" w:history="1">
-        <w:r>
-          <w:rPr>
-            <w:rStyle w:val="Hyperlink"/>
-          </w:rPr>
-          <w:t>https://www.googleapis.com/books/v1/volumes?q=</w:t>
-        </w:r>
-      </w:hyperlink>
+      </w:pPr>
+    </w:p>
+    <w:p>
+      <w:pPr>
+        <w:pStyle w:val="ListParagraph"/>
+        <w:numPr>
+          <w:ilvl w:val="0"/>
+          <w:numId w:val="3"/>
+        </w:numPr>
+      </w:pPr>
+      <w:r>
+        <w:t>Click import from sample</w:t>
+      </w:r>
+    </w:p>
+    <w:p>
+      <w:pPr>
+        <w:ind w:left="720"/>
+      </w:pPr>
       <w:r>
         <w:t xml:space="preserve"> </w:t>
       </w:r>
-    </w:p>
-    <w:p>
-      <w:pPr>
-        <w:pStyle w:val="ListParagraph"/>
-        <w:numPr>
-          <w:ilvl w:val="2"/>
-          <w:numId w:val="3"/>
-        </w:numPr>
-      </w:pPr>
-      <w:r>
-        <w:t>Click import to create request</w:t>
-      </w:r>
-    </w:p>
-    <w:p>
-      <w:pPr>
-        <w:ind w:left="1080"/>
-      </w:pPr>
-      <w:r>
-        <w:rPr>
-          <w:noProof/>
-        </w:rPr>
+      <w:r>
         <w:drawing>
-          <wp:inline distT="0" distB="0" distL="0" distR="0" wp14:anchorId="0267A5D1" wp14:editId="5D5106A9">
-            <wp:extent cx="3810000" cy="3952875"/>
-            <wp:effectExtent l="0" t="0" r="0" b="9525"/>
-            <wp:docPr id="20" name="Picture 20"/>
+          <wp:inline distT="0" distB="0" distL="0" distR="0" wp14:anchorId="78A470F2" wp14:editId="56DB174A">
+            <wp:extent cx="4743450" cy="1679074"/>
+            <wp:effectExtent l="0" t="0" r="0" b="0"/>
+            <wp:docPr id="2026442038" name="Picture 1" descr="A screenshot of a computer&#10;&#10;AI-generated content may be incorrect."/>
             <wp:cNvGraphicFramePr>
               <a:graphicFrameLocks xmlns:a="http://schemas.openxmlformats.org/drawingml/2006/main" noChangeAspect="1"/>
             </wp:cNvGraphicFramePr>
@@ -893,11 +1008,11 @@
               <a:graphicData uri="http://schemas.openxmlformats.org/drawingml/2006/picture">
                 <pic:pic xmlns:pic="http://schemas.openxmlformats.org/drawingml/2006/picture">
                   <pic:nvPicPr>
-                    <pic:cNvPr id="1" name=""/>
+                    <pic:cNvPr id="2026442038" name="Picture 1" descr="A screenshot of a computer&#10;&#10;AI-generated content may be incorrect."/>
                     <pic:cNvPicPr/>
                   </pic:nvPicPr>
                   <pic:blipFill>
-                    <a:blip r:embed="rId16"/>
+                    <a:blip r:embed="rId15"/>
                     <a:stretch>
                       <a:fillRect/>
                     </a:stretch>
@@ -905,7 +1020,7 @@
                   <pic:spPr>
                     <a:xfrm>
                       <a:off x="0" y="0"/>
-                      <a:ext cx="3810000" cy="3952875"/>
+                      <a:ext cx="4750711" cy="1681644"/>
                     </a:xfrm>
                     <a:prstGeom prst="rect">
                       <a:avLst/>
@@ -920,18 +1035,49 @@
     </w:p>
     <w:p>
       <w:pPr>
-        <w:ind w:left="1080"/>
-      </w:pPr>
-      <w:r>
-        <w:rPr>
-          <w:noProof/>
-        </w:rPr>
+        <w:pStyle w:val="ListParagraph"/>
+        <w:numPr>
+          <w:ilvl w:val="0"/>
+          <w:numId w:val="3"/>
+        </w:numPr>
+      </w:pPr>
+      <w:r>
         <w:lastRenderedPageBreak/>
+        <w:t xml:space="preserve">Open this URL in chrome browser and copy the whole response from the </w:t>
+      </w:r>
+      <w:proofErr w:type="gramStart"/>
+      <w:r>
+        <w:t>browser :</w:t>
+      </w:r>
+      <w:proofErr w:type="gramEnd"/>
+      <w:r>
+        <w:t xml:space="preserve"> </w:t>
+      </w:r>
+      <w:hyperlink r:id="rId16" w:history="1">
+        <w:r>
+          <w:rPr>
+            <w:rStyle w:val="Hyperlink"/>
+          </w:rPr>
+          <w:t>https://openlibrary.org/search.json?q=isbn_9780262033848</w:t>
+        </w:r>
+      </w:hyperlink>
+      <w:r>
+        <w:t xml:space="preserve"> </w:t>
+      </w:r>
+      <w:r>
+        <w:t xml:space="preserve"> </w:t>
+      </w:r>
+    </w:p>
+    <w:p>
+      <w:pPr>
+        <w:ind w:left="360"/>
+      </w:pPr>
+      <w:r>
         <w:drawing>
-          <wp:inline distT="0" distB="0" distL="0" distR="0" wp14:anchorId="08796308" wp14:editId="33D8E806">
-            <wp:extent cx="4895850" cy="5314950"/>
-            <wp:effectExtent l="0" t="0" r="0" b="0"/>
-            <wp:docPr id="19" name="Picture 19"/>
+          <wp:inline distT="0" distB="0" distL="0" distR="0" wp14:anchorId="6A45BBA8" wp14:editId="164F7379">
+            <wp:extent cx="5731510" cy="1078230"/>
+            <wp:effectExtent l="0" t="0" r="2540" b="7620"/>
+            <wp:docPr id="272460418" name="Picture 1" descr="A screen shot of a computer&#10;&#10;AI-generated content may be incorrect."/>
             <wp:cNvGraphicFramePr>
               <a:graphicFrameLocks xmlns:a="http://schemas.openxmlformats.org/drawingml/2006/main" noChangeAspect="1"/>
             </wp:cNvGraphicFramePr>
@@ -939,7 +1085,7 @@
               <a:graphicData uri="http://schemas.openxmlformats.org/drawingml/2006/picture">
                 <pic:pic xmlns:pic="http://schemas.openxmlformats.org/drawingml/2006/picture">
                   <pic:nvPicPr>
-                    <pic:cNvPr id="1" name=""/>
+                    <pic:cNvPr id="272460418" name="Picture 1" descr="A screen shot of a computer&#10;&#10;AI-generated content may be incorrect."/>
                     <pic:cNvPicPr/>
                   </pic:nvPicPr>
                   <pic:blipFill>
@@ -951,7 +1097,7 @@
                   <pic:spPr>
                     <a:xfrm>
                       <a:off x="0" y="0"/>
-                      <a:ext cx="4895850" cy="5314950"/>
+                      <a:ext cx="5731510" cy="1078230"/>
                     </a:xfrm>
                     <a:prstGeom prst="rect">
                       <a:avLst/>
@@ -973,7 +1119,7 @@
         </w:numPr>
       </w:pPr>
       <w:r>
-        <w:t>Add Response schema: Click default Response link</w:t>
+        <w:t>Paste in the body control</w:t>
       </w:r>
     </w:p>
     <w:p>
@@ -981,14 +1127,11 @@
         <w:ind w:left="720"/>
       </w:pPr>
       <w:r>
-        <w:rPr>
-          <w:noProof/>
-        </w:rPr>
         <w:drawing>
-          <wp:inline distT="0" distB="0" distL="0" distR="0" wp14:anchorId="2349F7E9" wp14:editId="67B8754B">
-            <wp:extent cx="5731510" cy="1569720"/>
-            <wp:effectExtent l="0" t="0" r="2540" b="0"/>
-            <wp:docPr id="14" name="Picture 14"/>
+          <wp:inline distT="0" distB="0" distL="0" distR="0" wp14:anchorId="735E7C9B" wp14:editId="602C6C23">
+            <wp:extent cx="4248023" cy="5076825"/>
+            <wp:effectExtent l="95250" t="114300" r="95885" b="104775"/>
+            <wp:docPr id="774508374" name="Picture 1"/>
             <wp:cNvGraphicFramePr>
               <a:graphicFrameLocks xmlns:a="http://schemas.openxmlformats.org/drawingml/2006/main" noChangeAspect="1"/>
             </wp:cNvGraphicFramePr>
@@ -996,7 +1139,7 @@
               <a:graphicData uri="http://schemas.openxmlformats.org/drawingml/2006/picture">
                 <pic:pic xmlns:pic="http://schemas.openxmlformats.org/drawingml/2006/picture">
                   <pic:nvPicPr>
-                    <pic:cNvPr id="1" name=""/>
+                    <pic:cNvPr id="774508374" name=""/>
                     <pic:cNvPicPr/>
                   </pic:nvPicPr>
                   <pic:blipFill>
@@ -1008,11 +1151,18 @@
                   <pic:spPr>
                     <a:xfrm>
                       <a:off x="0" y="0"/>
-                      <a:ext cx="5731510" cy="1569720"/>
+                      <a:ext cx="4251358" cy="5080811"/>
                     </a:xfrm>
                     <a:prstGeom prst="rect">
                       <a:avLst/>
                     </a:prstGeom>
+                    <a:effectLst>
+                      <a:outerShdw blurRad="63500" sx="102000" sy="102000" algn="ctr" rotWithShape="0">
+                        <a:prstClr val="black">
+                          <a:alpha val="40000"/>
+                        </a:prstClr>
+                      </a:outerShdw>
+                    </a:effectLst>
                   </pic:spPr>
                 </pic:pic>
               </a:graphicData>
@@ -1030,7 +1180,7 @@
         </w:numPr>
       </w:pPr>
       <w:r>
-        <w:t>Click import from sample</w:t>
+        <w:t>Click import and set schema to response</w:t>
       </w:r>
     </w:p>
     <w:p>
@@ -1038,17 +1188,12 @@
         <w:ind w:left="720"/>
       </w:pPr>
       <w:r>
-        <w:t xml:space="preserve"> </w:t>
-      </w:r>
-      <w:r>
-        <w:rPr>
-          <w:noProof/>
-        </w:rPr>
+        <w:lastRenderedPageBreak/>
         <w:drawing>
-          <wp:inline distT="0" distB="0" distL="0" distR="0" wp14:anchorId="2A789B4F" wp14:editId="6FEAF01A">
-            <wp:extent cx="5731510" cy="919480"/>
-            <wp:effectExtent l="0" t="0" r="2540" b="0"/>
-            <wp:docPr id="13" name="Picture 13"/>
+          <wp:inline distT="0" distB="0" distL="0" distR="0" wp14:anchorId="304B05EE" wp14:editId="769179E7">
+            <wp:extent cx="4385367" cy="4719638"/>
+            <wp:effectExtent l="0" t="0" r="0" b="5080"/>
+            <wp:docPr id="1609272829" name="Picture 1" descr="A screenshot of a computer&#10;&#10;AI-generated content may be incorrect."/>
             <wp:cNvGraphicFramePr>
               <a:graphicFrameLocks xmlns:a="http://schemas.openxmlformats.org/drawingml/2006/main" noChangeAspect="1"/>
             </wp:cNvGraphicFramePr>
@@ -1056,7 +1201,7 @@
               <a:graphicData uri="http://schemas.openxmlformats.org/drawingml/2006/picture">
                 <pic:pic xmlns:pic="http://schemas.openxmlformats.org/drawingml/2006/picture">
                   <pic:nvPicPr>
-                    <pic:cNvPr id="1" name=""/>
+                    <pic:cNvPr id="1609272829" name="Picture 1" descr="A screenshot of a computer&#10;&#10;AI-generated content may be incorrect."/>
                     <pic:cNvPicPr/>
                   </pic:nvPicPr>
                   <pic:blipFill>
@@ -1068,7 +1213,7 @@
                   <pic:spPr>
                     <a:xfrm>
                       <a:off x="0" y="0"/>
-                      <a:ext cx="5731510" cy="919480"/>
+                      <a:ext cx="4387048" cy="4721447"/>
                     </a:xfrm>
                     <a:prstGeom prst="rect">
                       <a:avLst/>
@@ -1090,31 +1235,7 @@
         </w:numPr>
       </w:pPr>
       <w:r>
-        <w:lastRenderedPageBreak/>
-        <w:t xml:space="preserve">Open this URL in chrome browser and copy the whole response from the browser : </w:t>
-      </w:r>
-      <w:hyperlink r:id="rId20" w:history="1">
-        <w:r>
-          <w:rPr>
-            <w:rStyle w:val="Hyperlink"/>
-          </w:rPr>
-          <w:t>https://www.googleapis.com/books/v1/volumes?q=ISBN:9780789748591</w:t>
-        </w:r>
-      </w:hyperlink>
-      <w:r>
-        <w:t xml:space="preserve"> </w:t>
-      </w:r>
-    </w:p>
-    <w:p>
-      <w:pPr>
-        <w:pStyle w:val="ListParagraph"/>
-        <w:numPr>
-          <w:ilvl w:val="0"/>
-          <w:numId w:val="3"/>
-        </w:numPr>
-      </w:pPr>
-      <w:r>
-        <w:t>Paste in the body control</w:t>
+        <w:t>Click ‘Create connector’ to create the connector</w:t>
       </w:r>
     </w:p>
     <w:p>
@@ -1126,10 +1247,10 @@
           <w:noProof/>
         </w:rPr>
         <w:drawing>
-          <wp:inline distT="0" distB="0" distL="0" distR="0" wp14:anchorId="2309FD73" wp14:editId="514CDCC0">
-            <wp:extent cx="5731510" cy="3740150"/>
-            <wp:effectExtent l="0" t="0" r="2540" b="0"/>
-            <wp:docPr id="15" name="Picture 15"/>
+          <wp:inline distT="0" distB="0" distL="0" distR="0" wp14:anchorId="6EDC0358" wp14:editId="6754DF7E">
+            <wp:extent cx="5729605" cy="457200"/>
+            <wp:effectExtent l="114300" t="76200" r="118745" b="76200"/>
+            <wp:docPr id="1854608649" name="Picture 2"/>
             <wp:cNvGraphicFramePr>
               <a:graphicFrameLocks xmlns:a="http://schemas.openxmlformats.org/drawingml/2006/main" noChangeAspect="1"/>
             </wp:cNvGraphicFramePr>
@@ -1137,7 +1258,93 @@
               <a:graphicData uri="http://schemas.openxmlformats.org/drawingml/2006/picture">
                 <pic:pic xmlns:pic="http://schemas.openxmlformats.org/drawingml/2006/picture">
                   <pic:nvPicPr>
-                    <pic:cNvPr id="1" name=""/>
+                    <pic:cNvPr id="0" name="Picture 2"/>
+                    <pic:cNvPicPr>
+                      <a:picLocks noChangeAspect="1" noChangeArrowheads="1"/>
+                    </pic:cNvPicPr>
+                  </pic:nvPicPr>
+                  <pic:blipFill>
+                    <a:blip r:embed="rId20" cstate="print">
+                      <a:extLst>
+                        <a:ext uri="{28A0092B-C50C-407E-A947-70E740481C1C}">
+                          <a14:useLocalDpi xmlns:a14="http://schemas.microsoft.com/office/drawing/2010/main" val="0"/>
+                        </a:ext>
+                      </a:extLst>
+                    </a:blip>
+                    <a:srcRect/>
+                    <a:stretch>
+                      <a:fillRect/>
+                    </a:stretch>
+                  </pic:blipFill>
+                  <pic:spPr bwMode="auto">
+                    <a:xfrm>
+                      <a:off x="0" y="0"/>
+                      <a:ext cx="5729605" cy="457200"/>
+                    </a:xfrm>
+                    <a:prstGeom prst="rect">
+                      <a:avLst/>
+                    </a:prstGeom>
+                    <a:noFill/>
+                    <a:ln>
+                      <a:noFill/>
+                    </a:ln>
+                    <a:effectLst>
+                      <a:outerShdw blurRad="63500" sx="102000" sy="102000" algn="ctr" rotWithShape="0">
+                        <a:prstClr val="black">
+                          <a:alpha val="40000"/>
+                        </a:prstClr>
+                      </a:outerShdw>
+                    </a:effectLst>
+                  </pic:spPr>
+                </pic:pic>
+              </a:graphicData>
+            </a:graphic>
+          </wp:inline>
+        </w:drawing>
+      </w:r>
+    </w:p>
+    <w:p>
+      <w:pPr>
+        <w:pStyle w:val="ListParagraph"/>
+        <w:numPr>
+          <w:ilvl w:val="0"/>
+          <w:numId w:val="3"/>
+        </w:numPr>
+      </w:pPr>
+      <w:r>
+        <w:t>Click Test to test the connector</w:t>
+      </w:r>
+    </w:p>
+    <w:p>
+      <w:pPr>
+        <w:pStyle w:val="ListParagraph"/>
+        <w:numPr>
+          <w:ilvl w:val="1"/>
+          <w:numId w:val="3"/>
+        </w:numPr>
+      </w:pPr>
+      <w:r>
+        <w:t xml:space="preserve">Create New connection </w:t>
+      </w:r>
+    </w:p>
+    <w:p>
+      <w:pPr>
+        <w:ind w:left="1080"/>
+      </w:pPr>
+      <w:r>
+        <w:drawing>
+          <wp:inline distT="0" distB="0" distL="0" distR="0" wp14:anchorId="37C3D765" wp14:editId="7AD4F6A8">
+            <wp:extent cx="5731510" cy="1575435"/>
+            <wp:effectExtent l="0" t="0" r="2540" b="5715"/>
+            <wp:docPr id="2137695482" name="Picture 1" descr="A screenshot of a computer&#10;&#10;AI-generated content may be incorrect."/>
+            <wp:cNvGraphicFramePr>
+              <a:graphicFrameLocks xmlns:a="http://schemas.openxmlformats.org/drawingml/2006/main" noChangeAspect="1"/>
+            </wp:cNvGraphicFramePr>
+            <a:graphic xmlns:a="http://schemas.openxmlformats.org/drawingml/2006/main">
+              <a:graphicData uri="http://schemas.openxmlformats.org/drawingml/2006/picture">
+                <pic:pic xmlns:pic="http://schemas.openxmlformats.org/drawingml/2006/picture">
+                  <pic:nvPicPr>
+                    <pic:cNvPr id="2137695482" name="Picture 1" descr="A screenshot of a computer&#10;&#10;AI-generated content may be incorrect."/>
                     <pic:cNvPicPr/>
                   </pic:nvPicPr>
                   <pic:blipFill>
@@ -1149,7 +1356,7 @@
                   <pic:spPr>
                     <a:xfrm>
                       <a:off x="0" y="0"/>
-                      <a:ext cx="5731510" cy="3740150"/>
+                      <a:ext cx="5731510" cy="1575435"/>
                     </a:xfrm>
                     <a:prstGeom prst="rect">
                       <a:avLst/>
@@ -1166,27 +1373,39 @@
       <w:pPr>
         <w:pStyle w:val="ListParagraph"/>
         <w:numPr>
-          <w:ilvl w:val="0"/>
-          <w:numId w:val="3"/>
-        </w:numPr>
-      </w:pPr>
-      <w:r>
-        <w:t>Click import and set schema to response</w:t>
-      </w:r>
-    </w:p>
-    <w:p>
-      <w:pPr>
-        <w:ind w:left="720"/>
-      </w:pPr>
-      <w:r>
-        <w:rPr>
-          <w:noProof/>
-        </w:rPr>
+          <w:ilvl w:val="1"/>
+          <w:numId w:val="3"/>
+        </w:numPr>
+      </w:pPr>
+      <w:r>
+        <w:t xml:space="preserve">Test the connector give </w:t>
+      </w:r>
+      <w:proofErr w:type="gramStart"/>
+      <w:r>
+        <w:t>parameter :</w:t>
+      </w:r>
+      <w:proofErr w:type="gramEnd"/>
+      <w:r>
+        <w:t xml:space="preserve"> </w:t>
+      </w:r>
+      <w:r>
+        <w:t>I</w:t>
+      </w:r>
+      <w:r>
+        <w:t>isbn_9780262033848</w:t>
+      </w:r>
+    </w:p>
+    <w:p>
+      <w:pPr>
+        <w:ind w:left="1080"/>
+      </w:pPr>
+      <w:r>
+        <w:lastRenderedPageBreak/>
         <w:drawing>
-          <wp:inline distT="0" distB="0" distL="0" distR="0" wp14:anchorId="0CBD7F87" wp14:editId="5CD22659">
-            <wp:extent cx="3457277" cy="4051495"/>
-            <wp:effectExtent l="0" t="0" r="0" b="6350"/>
-            <wp:docPr id="16" name="Picture 16"/>
+          <wp:inline distT="0" distB="0" distL="0" distR="0" wp14:anchorId="0DA881B0" wp14:editId="11AA1EC0">
+            <wp:extent cx="5731510" cy="3173095"/>
+            <wp:effectExtent l="0" t="0" r="2540" b="8255"/>
+            <wp:docPr id="2112267239" name="Picture 1" descr="A screenshot of a computer&#10;&#10;AI-generated content may be incorrect."/>
             <wp:cNvGraphicFramePr>
               <a:graphicFrameLocks xmlns:a="http://schemas.openxmlformats.org/drawingml/2006/main" noChangeAspect="1"/>
             </wp:cNvGraphicFramePr>
@@ -1194,7 +1413,7 @@
               <a:graphicData uri="http://schemas.openxmlformats.org/drawingml/2006/picture">
                 <pic:pic xmlns:pic="http://schemas.openxmlformats.org/drawingml/2006/picture">
                   <pic:nvPicPr>
-                    <pic:cNvPr id="1" name=""/>
+                    <pic:cNvPr id="2112267239" name="Picture 1" descr="A screenshot of a computer&#10;&#10;AI-generated content may be incorrect."/>
                     <pic:cNvPicPr/>
                   </pic:nvPicPr>
                   <pic:blipFill>
@@ -1206,7 +1425,7 @@
                   <pic:spPr>
                     <a:xfrm>
                       <a:off x="0" y="0"/>
-                      <a:ext cx="3478683" cy="4076580"/>
+                      <a:ext cx="5731510" cy="3173095"/>
                     </a:xfrm>
                     <a:prstGeom prst="rect">
                       <a:avLst/>
@@ -1223,28 +1442,37 @@
       <w:pPr>
         <w:pStyle w:val="ListParagraph"/>
         <w:numPr>
-          <w:ilvl w:val="0"/>
-          <w:numId w:val="3"/>
-        </w:numPr>
-      </w:pPr>
-      <w:r>
-        <w:lastRenderedPageBreak/>
-        <w:t>Click ‘Create connector’ to create the connector</w:t>
-      </w:r>
-    </w:p>
-    <w:p>
-      <w:pPr>
-        <w:ind w:left="720"/>
-      </w:pPr>
-      <w:r>
-        <w:rPr>
-          <w:noProof/>
-        </w:rPr>
+          <w:ilvl w:val="1"/>
+          <w:numId w:val="3"/>
+        </w:numPr>
+      </w:pPr>
+      <w:r>
+        <w:t xml:space="preserve">It will </w:t>
+      </w:r>
+      <w:proofErr w:type="gramStart"/>
+      <w:r>
+        <w:t>reply</w:t>
+      </w:r>
+      <w:proofErr w:type="gramEnd"/>
+      <w:r>
+        <w:t xml:space="preserve"> the response with 200 </w:t>
+      </w:r>
+      <w:proofErr w:type="gramStart"/>
+      <w:r>
+        <w:t>status</w:t>
+      </w:r>
+      <w:proofErr w:type="gramEnd"/>
+    </w:p>
+    <w:p>
+      <w:pPr>
+        <w:ind w:left="1080"/>
+      </w:pPr>
+      <w:r>
         <w:drawing>
-          <wp:inline distT="0" distB="0" distL="0" distR="0" wp14:anchorId="0516090A" wp14:editId="39657CE8">
-            <wp:extent cx="4799744" cy="464234"/>
-            <wp:effectExtent l="0" t="0" r="1270" b="0"/>
-            <wp:docPr id="17" name="Picture 17"/>
+          <wp:inline distT="0" distB="0" distL="0" distR="0" wp14:anchorId="77605C6E" wp14:editId="7A25199C">
+            <wp:extent cx="5031860" cy="5114925"/>
+            <wp:effectExtent l="0" t="0" r="0" b="0"/>
+            <wp:docPr id="129632505" name="Picture 1" descr="A screenshot of a computer&#10;&#10;AI-generated content may be incorrect."/>
             <wp:cNvGraphicFramePr>
               <a:graphicFrameLocks xmlns:a="http://schemas.openxmlformats.org/drawingml/2006/main" noChangeAspect="1"/>
             </wp:cNvGraphicFramePr>
@@ -1252,7 +1480,7 @@
               <a:graphicData uri="http://schemas.openxmlformats.org/drawingml/2006/picture">
                 <pic:pic xmlns:pic="http://schemas.openxmlformats.org/drawingml/2006/picture">
                   <pic:nvPicPr>
-                    <pic:cNvPr id="1" name=""/>
+                    <pic:cNvPr id="129632505" name="Picture 1" descr="A screenshot of a computer&#10;&#10;AI-generated content may be incorrect."/>
                     <pic:cNvPicPr/>
                   </pic:nvPicPr>
                   <pic:blipFill>
@@ -1264,7 +1492,7 @@
                   <pic:spPr>
                     <a:xfrm>
                       <a:off x="0" y="0"/>
-                      <a:ext cx="4830361" cy="467195"/>
+                      <a:ext cx="5034695" cy="5117807"/>
                     </a:xfrm>
                     <a:prstGeom prst="rect">
                       <a:avLst/>
@@ -1279,14 +1507,93 @@
     </w:p>
     <w:p>
       <w:pPr>
-        <w:pStyle w:val="ListParagraph"/>
-        <w:numPr>
-          <w:ilvl w:val="0"/>
-          <w:numId w:val="3"/>
-        </w:numPr>
-      </w:pPr>
-      <w:r>
-        <w:t>Click Test to test the connector</w:t>
+        <w:rPr>
+          <w:sz w:val="28"/>
+          <w:szCs w:val="28"/>
+        </w:rPr>
+      </w:pPr>
+    </w:p>
+    <w:p>
+      <w:pPr>
+        <w:rPr>
+          <w:sz w:val="28"/>
+          <w:szCs w:val="28"/>
+        </w:rPr>
+      </w:pPr>
+      <w:r>
+        <w:rPr>
+          <w:sz w:val="28"/>
+          <w:szCs w:val="28"/>
+        </w:rPr>
+        <w:t>Custom Connector Implementation</w:t>
+      </w:r>
+    </w:p>
+    <w:p>
+      <w:r>
+        <w:t>Steps to follow</w:t>
+      </w:r>
+      <w:r>
+        <w:t>: -</w:t>
+      </w:r>
+    </w:p>
+    <w:p>
+      <w:pPr>
+        <w:pStyle w:val="ListParagraph"/>
+        <w:numPr>
+          <w:ilvl w:val="0"/>
+          <w:numId w:val="1"/>
+        </w:numPr>
+      </w:pPr>
+      <w:r>
+        <w:t>Create Instant flow as trigger</w:t>
+      </w:r>
+    </w:p>
+    <w:p>
+      <w:pPr>
+        <w:pStyle w:val="ListParagraph"/>
+        <w:numPr>
+          <w:ilvl w:val="0"/>
+          <w:numId w:val="1"/>
+        </w:numPr>
+      </w:pPr>
+      <w:r>
+        <w:t>Add input to get ISBN number</w:t>
+      </w:r>
+    </w:p>
+    <w:p>
+      <w:pPr>
+        <w:pStyle w:val="ListParagraph"/>
+        <w:numPr>
+          <w:ilvl w:val="0"/>
+          <w:numId w:val="1"/>
+        </w:numPr>
+      </w:pPr>
+      <w:r>
+        <w:t>Add custom connector as action</w:t>
+      </w:r>
+    </w:p>
+    <w:p>
+      <w:pPr>
+        <w:pStyle w:val="ListParagraph"/>
+        <w:numPr>
+          <w:ilvl w:val="0"/>
+          <w:numId w:val="1"/>
+        </w:numPr>
+      </w:pPr>
+      <w:r>
+        <w:t>Assign the ISBN input value</w:t>
+      </w:r>
+    </w:p>
+    <w:p>
+      <w:pPr>
+        <w:pStyle w:val="ListParagraph"/>
+        <w:numPr>
+          <w:ilvl w:val="0"/>
+          <w:numId w:val="1"/>
+        </w:numPr>
+      </w:pPr>
+      <w:r>
+        <w:t>Add another action to convert as HTML</w:t>
       </w:r>
     </w:p>
     <w:p>
@@ -1294,26 +1601,56 @@
         <w:pStyle w:val="ListParagraph"/>
         <w:numPr>
           <w:ilvl w:val="1"/>
-          <w:numId w:val="3"/>
-        </w:numPr>
-      </w:pPr>
-      <w:r>
-        <w:t xml:space="preserve">Create New connection </w:t>
-      </w:r>
-    </w:p>
-    <w:p>
-      <w:pPr>
-        <w:ind w:left="1080"/>
-      </w:pPr>
-      <w:r>
-        <w:rPr>
-          <w:noProof/>
-        </w:rPr>
+          <w:numId w:val="1"/>
+        </w:numPr>
+      </w:pPr>
+      <w:r>
+        <w:t xml:space="preserve">Assign the items object </w:t>
+      </w:r>
+    </w:p>
+    <w:p>
+      <w:pPr>
+        <w:pStyle w:val="ListParagraph"/>
+        <w:numPr>
+          <w:ilvl w:val="1"/>
+          <w:numId w:val="1"/>
+        </w:numPr>
+      </w:pPr>
+      <w:r>
+        <w:t>Customise the HTML form</w:t>
+      </w:r>
+    </w:p>
+    <w:p>
+      <w:pPr>
+        <w:pStyle w:val="ListParagraph"/>
+        <w:numPr>
+          <w:ilvl w:val="1"/>
+          <w:numId w:val="1"/>
+        </w:numPr>
+      </w:pPr>
+      <w:r>
+        <w:t>Select columns as custom and Add header and value from dynamic content</w:t>
+      </w:r>
+    </w:p>
+    <w:p>
+      <w:pPr>
+        <w:pStyle w:val="ListParagraph"/>
+        <w:numPr>
+          <w:ilvl w:val="0"/>
+          <w:numId w:val="1"/>
+        </w:numPr>
+      </w:pPr>
+      <w:r>
+        <w:t>Add another action to send email with HTML output</w:t>
+      </w:r>
+    </w:p>
+    <w:p>
+      <w:r>
         <w:drawing>
-          <wp:inline distT="0" distB="0" distL="0" distR="0" wp14:anchorId="05759392" wp14:editId="0AAAFFDD">
-            <wp:extent cx="4726745" cy="1651166"/>
-            <wp:effectExtent l="0" t="0" r="0" b="6350"/>
-            <wp:docPr id="18" name="Picture 18"/>
+          <wp:inline distT="0" distB="0" distL="0" distR="0" wp14:anchorId="4FA2B4B0" wp14:editId="70735F86">
+            <wp:extent cx="4703597" cy="5514975"/>
+            <wp:effectExtent l="0" t="0" r="1905" b="0"/>
+            <wp:docPr id="86684914" name="Picture 1" descr="A screenshot of a computer&#10;&#10;AI-generated content may be incorrect."/>
             <wp:cNvGraphicFramePr>
               <a:graphicFrameLocks xmlns:a="http://schemas.openxmlformats.org/drawingml/2006/main" noChangeAspect="1"/>
             </wp:cNvGraphicFramePr>
@@ -1321,7 +1658,7 @@
               <a:graphicData uri="http://schemas.openxmlformats.org/drawingml/2006/picture">
                 <pic:pic xmlns:pic="http://schemas.openxmlformats.org/drawingml/2006/picture">
                   <pic:nvPicPr>
-                    <pic:cNvPr id="1" name=""/>
+                    <pic:cNvPr id="86684914" name="Picture 1" descr="A screenshot of a computer&#10;&#10;AI-generated content may be incorrect."/>
                     <pic:cNvPicPr/>
                   </pic:nvPicPr>
                   <pic:blipFill>
@@ -1333,7 +1670,7 @@
                   <pic:spPr>
                     <a:xfrm>
                       <a:off x="0" y="0"/>
-                      <a:ext cx="4748114" cy="1658631"/>
+                      <a:ext cx="4708977" cy="5521283"/>
                     </a:xfrm>
                     <a:prstGeom prst="rect">
                       <a:avLst/>
@@ -1346,364 +1683,7 @@
         </w:drawing>
       </w:r>
     </w:p>
-    <w:p>
-      <w:pPr>
-        <w:pStyle w:val="ListParagraph"/>
-        <w:numPr>
-          <w:ilvl w:val="1"/>
-          <w:numId w:val="3"/>
-        </w:numPr>
-      </w:pPr>
-      <w:r>
-        <w:t xml:space="preserve">Test the connector give parameter : </w:t>
-      </w:r>
-      <w:hyperlink r:id="rId25" w:history="1">
-        <w:r>
-          <w:rPr>
-            <w:rStyle w:val="Hyperlink"/>
-          </w:rPr>
-          <w:t>ISBN:9780789748591</w:t>
-        </w:r>
-      </w:hyperlink>
-    </w:p>
-    <w:p>
-      <w:pPr>
-        <w:ind w:left="1080"/>
-      </w:pPr>
-      <w:r>
-        <w:rPr>
-          <w:noProof/>
-        </w:rPr>
-        <w:drawing>
-          <wp:inline distT="0" distB="0" distL="0" distR="0" wp14:anchorId="5D26811F" wp14:editId="2934792D">
-            <wp:extent cx="4867421" cy="1408025"/>
-            <wp:effectExtent l="0" t="0" r="0" b="1905"/>
-            <wp:docPr id="21" name="Picture 21"/>
-            <wp:cNvGraphicFramePr>
-              <a:graphicFrameLocks xmlns:a="http://schemas.openxmlformats.org/drawingml/2006/main" noChangeAspect="1"/>
-            </wp:cNvGraphicFramePr>
-            <a:graphic xmlns:a="http://schemas.openxmlformats.org/drawingml/2006/main">
-              <a:graphicData uri="http://schemas.openxmlformats.org/drawingml/2006/picture">
-                <pic:pic xmlns:pic="http://schemas.openxmlformats.org/drawingml/2006/picture">
-                  <pic:nvPicPr>
-                    <pic:cNvPr id="1" name=""/>
-                    <pic:cNvPicPr/>
-                  </pic:nvPicPr>
-                  <pic:blipFill>
-                    <a:blip r:embed="rId26"/>
-                    <a:stretch>
-                      <a:fillRect/>
-                    </a:stretch>
-                  </pic:blipFill>
-                  <pic:spPr>
-                    <a:xfrm>
-                      <a:off x="0" y="0"/>
-                      <a:ext cx="4882665" cy="1412435"/>
-                    </a:xfrm>
-                    <a:prstGeom prst="rect">
-                      <a:avLst/>
-                    </a:prstGeom>
-                  </pic:spPr>
-                </pic:pic>
-              </a:graphicData>
-            </a:graphic>
-          </wp:inline>
-        </w:drawing>
-      </w:r>
-    </w:p>
-    <w:p>
-      <w:pPr>
-        <w:pStyle w:val="ListParagraph"/>
-        <w:numPr>
-          <w:ilvl w:val="1"/>
-          <w:numId w:val="3"/>
-        </w:numPr>
-      </w:pPr>
-      <w:r>
-        <w:t>It will reply the response with 200 status</w:t>
-      </w:r>
-    </w:p>
-    <w:p>
-      <w:pPr>
-        <w:ind w:left="1080"/>
-      </w:pPr>
-      <w:r>
-        <w:rPr>
-          <w:noProof/>
-        </w:rPr>
-        <w:drawing>
-          <wp:inline distT="0" distB="0" distL="0" distR="0" wp14:anchorId="5D1970F0" wp14:editId="340E8CDE">
-            <wp:extent cx="4138691" cy="3516923"/>
-            <wp:effectExtent l="0" t="0" r="0" b="7620"/>
-            <wp:docPr id="22" name="Picture 22"/>
-            <wp:cNvGraphicFramePr>
-              <a:graphicFrameLocks xmlns:a="http://schemas.openxmlformats.org/drawingml/2006/main" noChangeAspect="1"/>
-            </wp:cNvGraphicFramePr>
-            <a:graphic xmlns:a="http://schemas.openxmlformats.org/drawingml/2006/main">
-              <a:graphicData uri="http://schemas.openxmlformats.org/drawingml/2006/picture">
-                <pic:pic xmlns:pic="http://schemas.openxmlformats.org/drawingml/2006/picture">
-                  <pic:nvPicPr>
-                    <pic:cNvPr id="1" name=""/>
-                    <pic:cNvPicPr/>
-                  </pic:nvPicPr>
-                  <pic:blipFill>
-                    <a:blip r:embed="rId27"/>
-                    <a:stretch>
-                      <a:fillRect/>
-                    </a:stretch>
-                  </pic:blipFill>
-                  <pic:spPr>
-                    <a:xfrm>
-                      <a:off x="0" y="0"/>
-                      <a:ext cx="4156946" cy="3532435"/>
-                    </a:xfrm>
-                    <a:prstGeom prst="rect">
-                      <a:avLst/>
-                    </a:prstGeom>
-                  </pic:spPr>
-                </pic:pic>
-              </a:graphicData>
-            </a:graphic>
-          </wp:inline>
-        </w:drawing>
-      </w:r>
-    </w:p>
-    <w:p>
-      <w:pPr>
-        <w:rPr>
-          <w:sz w:val="28"/>
-          <w:szCs w:val="28"/>
-        </w:rPr>
-      </w:pPr>
-    </w:p>
-    <w:p>
-      <w:pPr>
-        <w:rPr>
-          <w:sz w:val="28"/>
-          <w:szCs w:val="28"/>
-        </w:rPr>
-      </w:pPr>
-      <w:r>
-        <w:rPr>
-          <w:sz w:val="28"/>
-          <w:szCs w:val="28"/>
-        </w:rPr>
-        <w:t>Custom Connector Implementation</w:t>
-      </w:r>
-    </w:p>
-    <w:p>
-      <w:r>
-        <w:t>Steps to follow</w:t>
-      </w:r>
-      <w:r>
-        <w:t>: -</w:t>
-      </w:r>
-    </w:p>
-    <w:p>
-      <w:pPr>
-        <w:pStyle w:val="ListParagraph"/>
-        <w:numPr>
-          <w:ilvl w:val="0"/>
-          <w:numId w:val="1"/>
-        </w:numPr>
-      </w:pPr>
-      <w:r>
-        <w:t>Create Instant flow as trigger</w:t>
-      </w:r>
-    </w:p>
-    <w:p>
-      <w:pPr>
-        <w:pStyle w:val="ListParagraph"/>
-        <w:numPr>
-          <w:ilvl w:val="0"/>
-          <w:numId w:val="1"/>
-        </w:numPr>
-      </w:pPr>
-      <w:r>
-        <w:t>Add input to get ISBN number</w:t>
-      </w:r>
-    </w:p>
-    <w:p>
-      <w:pPr>
-        <w:pStyle w:val="ListParagraph"/>
-        <w:numPr>
-          <w:ilvl w:val="0"/>
-          <w:numId w:val="1"/>
-        </w:numPr>
-      </w:pPr>
-      <w:r>
-        <w:t>Add custom connector as action</w:t>
-      </w:r>
-    </w:p>
-    <w:p>
-      <w:pPr>
-        <w:pStyle w:val="ListParagraph"/>
-        <w:numPr>
-          <w:ilvl w:val="0"/>
-          <w:numId w:val="1"/>
-        </w:numPr>
-      </w:pPr>
-      <w:r>
-        <w:t>Assign the ISBN input value</w:t>
-      </w:r>
-    </w:p>
-    <w:p>
-      <w:pPr>
-        <w:pStyle w:val="ListParagraph"/>
-        <w:numPr>
-          <w:ilvl w:val="0"/>
-          <w:numId w:val="1"/>
-        </w:numPr>
-      </w:pPr>
-      <w:r>
-        <w:t>Add another action to convert as HTML</w:t>
-      </w:r>
-    </w:p>
-    <w:p>
-      <w:pPr>
-        <w:pStyle w:val="ListParagraph"/>
-        <w:numPr>
-          <w:ilvl w:val="1"/>
-          <w:numId w:val="1"/>
-        </w:numPr>
-      </w:pPr>
-      <w:r>
-        <w:t xml:space="preserve">Assign the items object </w:t>
-      </w:r>
-    </w:p>
-    <w:p>
-      <w:pPr>
-        <w:pStyle w:val="ListParagraph"/>
-        <w:numPr>
-          <w:ilvl w:val="1"/>
-          <w:numId w:val="1"/>
-        </w:numPr>
-      </w:pPr>
-      <w:r>
-        <w:t>Customise the HTML form</w:t>
-      </w:r>
-    </w:p>
-    <w:p>
-      <w:pPr>
-        <w:pStyle w:val="ListParagraph"/>
-        <w:numPr>
-          <w:ilvl w:val="1"/>
-          <w:numId w:val="1"/>
-        </w:numPr>
-      </w:pPr>
-      <w:r>
-        <w:t>Select columns as custom and Add header and value from dynamic content</w:t>
-      </w:r>
-    </w:p>
-    <w:p>
-      <w:pPr>
-        <w:pStyle w:val="ListParagraph"/>
-        <w:numPr>
-          <w:ilvl w:val="2"/>
-          <w:numId w:val="1"/>
-        </w:numPr>
-      </w:pPr>
-      <w:r>
-        <w:t>Same as Lab 11 step 9</w:t>
-      </w:r>
-    </w:p>
-    <w:p>
-      <w:pPr>
-        <w:pStyle w:val="ListParagraph"/>
-        <w:numPr>
-          <w:ilvl w:val="0"/>
-          <w:numId w:val="1"/>
-        </w:numPr>
-      </w:pPr>
-      <w:r>
-        <w:t>Add another action to send email with HTML output</w:t>
-      </w:r>
-    </w:p>
-    <w:p>
-      <w:r>
-        <w:rPr>
-          <w:noProof/>
-        </w:rPr>
-        <w:drawing>
-          <wp:inline distT="0" distB="0" distL="0" distR="0" wp14:anchorId="4CCDB2E8" wp14:editId="1A91D985">
-            <wp:extent cx="5200297" cy="5669280"/>
-            <wp:effectExtent l="0" t="0" r="635" b="7620"/>
-            <wp:docPr id="1" name="Picture 1"/>
-            <wp:cNvGraphicFramePr>
-              <a:graphicFrameLocks xmlns:a="http://schemas.openxmlformats.org/drawingml/2006/main" noChangeAspect="1"/>
-            </wp:cNvGraphicFramePr>
-            <a:graphic xmlns:a="http://schemas.openxmlformats.org/drawingml/2006/main">
-              <a:graphicData uri="http://schemas.openxmlformats.org/drawingml/2006/picture">
-                <pic:pic xmlns:pic="http://schemas.openxmlformats.org/drawingml/2006/picture">
-                  <pic:nvPicPr>
-                    <pic:cNvPr id="1" name=""/>
-                    <pic:cNvPicPr/>
-                  </pic:nvPicPr>
-                  <pic:blipFill>
-                    <a:blip r:embed="rId28"/>
-                    <a:stretch>
-                      <a:fillRect/>
-                    </a:stretch>
-                  </pic:blipFill>
-                  <pic:spPr>
-                    <a:xfrm>
-                      <a:off x="0" y="0"/>
-                      <a:ext cx="5203057" cy="5672289"/>
-                    </a:xfrm>
-                    <a:prstGeom prst="rect">
-                      <a:avLst/>
-                    </a:prstGeom>
-                  </pic:spPr>
-                </pic:pic>
-              </a:graphicData>
-            </a:graphic>
-          </wp:inline>
-        </w:drawing>
-      </w:r>
-    </w:p>
-    <w:p>
-      <w:r>
-        <w:rPr>
-          <w:noProof/>
-        </w:rPr>
-        <w:lastRenderedPageBreak/>
-        <w:drawing>
-          <wp:inline distT="0" distB="0" distL="0" distR="0" wp14:anchorId="3F7CFB20" wp14:editId="5D1C0DDE">
-            <wp:extent cx="5731510" cy="2677160"/>
-            <wp:effectExtent l="0" t="0" r="2540" b="8890"/>
-            <wp:docPr id="12" name="Picture 12"/>
-            <wp:cNvGraphicFramePr>
-              <a:graphicFrameLocks xmlns:a="http://schemas.openxmlformats.org/drawingml/2006/main" noChangeAspect="1"/>
-            </wp:cNvGraphicFramePr>
-            <a:graphic xmlns:a="http://schemas.openxmlformats.org/drawingml/2006/main">
-              <a:graphicData uri="http://schemas.openxmlformats.org/drawingml/2006/picture">
-                <pic:pic xmlns:pic="http://schemas.openxmlformats.org/drawingml/2006/picture">
-                  <pic:nvPicPr>
-                    <pic:cNvPr id="1" name=""/>
-                    <pic:cNvPicPr/>
-                  </pic:nvPicPr>
-                  <pic:blipFill>
-                    <a:blip r:embed="rId29"/>
-                    <a:stretch>
-                      <a:fillRect/>
-                    </a:stretch>
-                  </pic:blipFill>
-                  <pic:spPr>
-                    <a:xfrm>
-                      <a:off x="0" y="0"/>
-                      <a:ext cx="5731510" cy="2677160"/>
-                    </a:xfrm>
-                    <a:prstGeom prst="rect">
-                      <a:avLst/>
-                    </a:prstGeom>
-                  </pic:spPr>
-                </pic:pic>
-              </a:graphicData>
-            </a:graphic>
-          </wp:inline>
-        </w:drawing>
-      </w:r>
-    </w:p>
+    <w:p/>
     <w:sectPr>
       <w:pgSz w:w="11906" w:h="16838"/>
       <w:pgMar w:top="1440" w:right="1440" w:bottom="1440" w:left="1440" w:header="708" w:footer="708" w:gutter="0"/>
@@ -1715,7 +1695,7 @@
 </file>
 
 <file path=word/numbering.xml><?xml version="1.0" encoding="utf-8"?>
-<w:numbering xmlns:wpc="http://schemas.microsoft.com/office/word/2010/wordprocessingCanvas" xmlns:cx="http://schemas.microsoft.com/office/drawing/2014/chartex" xmlns:cx1="http://schemas.microsoft.com/office/drawing/2015/9/8/chartex" xmlns:cx2="http://schemas.microsoft.com/office/drawing/2015/10/21/chartex" xmlns:cx3="http://schemas.microsoft.com/office/drawing/2016/5/9/chartex" xmlns:cx4="http://schemas.microsoft.com/office/drawing/2016/5/10/chartex" xmlns:cx5="http://schemas.microsoft.com/office/drawing/2016/5/11/chartex" xmlns:cx6="http://schemas.microsoft.com/office/drawing/2016/5/12/chartex" xmlns:cx7="http://schemas.microsoft.com/office/drawing/2016/5/13/chartex" xmlns:cx8="http://schemas.microsoft.com/office/drawing/2016/5/14/chartex" xmlns:mc="http://schemas.openxmlformats.org/markup-compatibility/2006" xmlns:aink="http://schemas.microsoft.com/office/drawing/2016/ink" xmlns:am3d="http://schemas.microsoft.com/office/drawing/2017/model3d" xmlns:o="urn:schemas-microsoft-com:office:office" xmlns:r="http://schemas.openxmlformats.org/officeDocument/2006/relationships" xmlns:m="http://schemas.openxmlformats.org/officeDocument/2006/math" xmlns:v="urn:schemas-microsoft-com:vml" xmlns:wp14="http://schemas.microsoft.com/office/word/2010/wordprocessingDrawing" xmlns:wp="http://schemas.openxmlformats.org/drawingml/2006/wordprocessingDrawing" xmlns:w10="urn:schemas-microsoft-com:office:word" xmlns:w="http://schemas.openxmlformats.org/wordprocessingml/2006/main" xmlns:w14="http://schemas.microsoft.com/office/word/2010/wordml" xmlns:w15="http://schemas.microsoft.com/office/word/2012/wordml" xmlns:w16cex="http://schemas.microsoft.com/office/word/2018/wordml/cex" xmlns:w16cid="http://schemas.microsoft.com/office/word/2016/wordml/cid" xmlns:w16="http://schemas.microsoft.com/office/word/2018/wordml" xmlns:w16se="http://schemas.microsoft.com/office/word/2015/wordml/symex" xmlns:wpg="http://schemas.microsoft.com/office/word/2010/wordprocessingGroup" xmlns:wpi="http://schemas.microsoft.com/office/word/2010/wordprocessingInk" xmlns:wne="http://schemas.microsoft.com/office/word/2006/wordml" xmlns:wps="http://schemas.microsoft.com/office/word/2010/wordprocessingShape" mc:Ignorable="w14 w15 w16se w16cid w16 w16cex wp14">
+<w:numbering xmlns:wpc="http://schemas.microsoft.com/office/word/2010/wordprocessingCanvas" xmlns:cx="http://schemas.microsoft.com/office/drawing/2014/chartex" xmlns:cx1="http://schemas.microsoft.com/office/drawing/2015/9/8/chartex" xmlns:cx2="http://schemas.microsoft.com/office/drawing/2015/10/21/chartex" xmlns:cx3="http://schemas.microsoft.com/office/drawing/2016/5/9/chartex" xmlns:cx4="http://schemas.microsoft.com/office/drawing/2016/5/10/chartex" xmlns:cx5="http://schemas.microsoft.com/office/drawing/2016/5/11/chartex" xmlns:cx6="http://schemas.microsoft.com/office/drawing/2016/5/12/chartex" xmlns:cx7="http://schemas.microsoft.com/office/drawing/2016/5/13/chartex" xmlns:cx8="http://schemas.microsoft.com/office/drawing/2016/5/14/chartex" xmlns:mc="http://schemas.openxmlformats.org/markup-compatibility/2006" xmlns:aink="http://schemas.microsoft.com/office/drawing/2016/ink" xmlns:am3d="http://schemas.microsoft.com/office/drawing/2017/model3d" xmlns:o="urn:schemas-microsoft-com:office:office" xmlns:oel="http://schemas.microsoft.com/office/2019/extlst" xmlns:r="http://schemas.openxmlformats.org/officeDocument/2006/relationships" xmlns:m="http://schemas.openxmlformats.org/officeDocument/2006/math" xmlns:v="urn:schemas-microsoft-com:vml" xmlns:wp14="http://schemas.microsoft.com/office/word/2010/wordprocessingDrawing" xmlns:wp="http://schemas.openxmlformats.org/drawingml/2006/wordprocessingDrawing" xmlns:w10="urn:schemas-microsoft-com:office:word" xmlns:w="http://schemas.openxmlformats.org/wordprocessingml/2006/main" xmlns:w14="http://schemas.microsoft.com/office/word/2010/wordml" xmlns:w15="http://schemas.microsoft.com/office/word/2012/wordml" xmlns:w16cex="http://schemas.microsoft.com/office/word/2018/wordml/cex" xmlns:w16cid="http://schemas.microsoft.com/office/word/2016/wordml/cid" xmlns:w16="http://schemas.microsoft.com/office/word/2018/wordml" xmlns:w16du="http://schemas.microsoft.com/office/word/2023/wordml/word16du" xmlns:w16sdtdh="http://schemas.microsoft.com/office/word/2020/wordml/sdtdatahash" xmlns:w16sdtfl="http://schemas.microsoft.com/office/word/2024/wordml/sdtformatlock" xmlns:w16se="http://schemas.microsoft.com/office/word/2015/wordml/symex" xmlns:wpg="http://schemas.microsoft.com/office/word/2010/wordprocessingGroup" xmlns:wpi="http://schemas.microsoft.com/office/word/2010/wordprocessingInk" xmlns:wne="http://schemas.microsoft.com/office/word/2006/wordml" xmlns:wps="http://schemas.microsoft.com/office/word/2010/wordprocessingShape" mc:Ignorable="w14 w15 w16se w16cid w16 w16cex w16sdtdh w16sdtfl w16du wp14">
   <w:abstractNum w:abstractNumId="0" w15:restartNumberingAfterBreak="0">
     <w:nsid w:val="02621A3C"/>
     <w:multiLevelType w:val="hybridMultilevel"/>
@@ -1980,20 +1960,20 @@
       </w:pPr>
     </w:lvl>
   </w:abstractNum>
-  <w:num w:numId="1">
+  <w:num w:numId="1" w16cid:durableId="1827817766">
     <w:abstractNumId w:val="1"/>
   </w:num>
-  <w:num w:numId="2">
+  <w:num w:numId="2" w16cid:durableId="1936786800">
     <w:abstractNumId w:val="0"/>
   </w:num>
-  <w:num w:numId="3">
+  <w:num w:numId="3" w16cid:durableId="1318919581">
     <w:abstractNumId w:val="2"/>
   </w:num>
 </w:numbering>
 </file>
 
 <file path=word/styles.xml><?xml version="1.0" encoding="utf-8"?>
-<w:styles xmlns:mc="http://schemas.openxmlformats.org/markup-compatibility/2006" xmlns:r="http://schemas.openxmlformats.org/officeDocument/2006/relationships" xmlns:w="http://schemas.openxmlformats.org/wordprocessingml/2006/main" xmlns:w14="http://schemas.microsoft.com/office/word/2010/wordml" xmlns:w15="http://schemas.microsoft.com/office/word/2012/wordml" xmlns:w16cex="http://schemas.microsoft.com/office/word/2018/wordml/cex" xmlns:w16cid="http://schemas.microsoft.com/office/word/2016/wordml/cid" xmlns:w16="http://schemas.microsoft.com/office/word/2018/wordml" xmlns:w16se="http://schemas.microsoft.com/office/word/2015/wordml/symex" mc:Ignorable="w14 w15 w16se w16cid w16 w16cex">
+<w:styles xmlns:mc="http://schemas.openxmlformats.org/markup-compatibility/2006" xmlns:r="http://schemas.openxmlformats.org/officeDocument/2006/relationships" xmlns:w="http://schemas.openxmlformats.org/wordprocessingml/2006/main" xmlns:w14="http://schemas.microsoft.com/office/word/2010/wordml" xmlns:w15="http://schemas.microsoft.com/office/word/2012/wordml" xmlns:w16cex="http://schemas.microsoft.com/office/word/2018/wordml/cex" xmlns:w16cid="http://schemas.microsoft.com/office/word/2016/wordml/cid" xmlns:w16="http://schemas.microsoft.com/office/word/2018/wordml" xmlns:w16du="http://schemas.microsoft.com/office/word/2023/wordml/word16du" xmlns:w16sdtdh="http://schemas.microsoft.com/office/word/2020/wordml/sdtdatahash" xmlns:w16sdtfl="http://schemas.microsoft.com/office/word/2024/wordml/sdtformatlock" xmlns:w16se="http://schemas.microsoft.com/office/word/2015/wordml/symex" mc:Ignorable="w14 w15 w16se w16cid w16 w16cex w16sdtdh w16sdtfl w16du">
   <w:docDefaults>
     <w:rPrDefault>
       <w:rPr>
@@ -2440,6 +2420,18 @@
       <w:u w:val="single"/>
     </w:rPr>
   </w:style>
+  <w:style w:type="character" w:styleId="UnresolvedMention">
+    <w:name w:val="Unresolved Mention"/>
+    <w:basedOn w:val="DefaultParagraphFont"/>
+    <w:uiPriority w:val="99"/>
+    <w:semiHidden/>
+    <w:unhideWhenUsed/>
+    <w:rsid w:val="0046656D"/>
+    <w:rPr>
+      <w:color w:val="605E5C"/>
+      <w:shd w:val="clear" w:color="auto" w:fill="E1DFDD"/>
+    </w:rPr>
+  </w:style>
 </w:styles>
 </file>
 
